--- a/Day9/Code2Xplore_Submission_Template.docx
+++ b/Day9/Code2Xplore_Submission_Template.docx
@@ -399,7 +399,25 @@
         <w:rPr>
           <w:rFonts w:ascii="Times New Roman" w:hAnsi="Times New Roman" w:cs="Times New Roman"/>
         </w:rPr>
-        <w:t>GitHub Repository Link (Mandatory): _____________________</w:t>
+        <w:t>GitHub Repository Link (Mandatory): __</w:t>
+      </w:r>
+      <w:r>
+        <w:t xml:space="preserve"> </w:t>
+      </w:r>
+      <w:hyperlink r:id="rId7" w:history="1">
+        <w:r>
+          <w:rPr>
+            <w:rStyle w:val="Hyperlink"/>
+            <w:rFonts w:ascii="Times New Roman" w:hAnsi="Times New Roman" w:cs="Times New Roman"/>
+          </w:rPr>
+          <w:t>https://github.com/divysaxena24/Python-Projects/tree/main/Day9</w:t>
+        </w:r>
+      </w:hyperlink>
+      <w:r>
+        <w:rPr>
+          <w:rFonts w:ascii="Times New Roman" w:hAnsi="Times New Roman" w:cs="Times New Roman"/>
+        </w:rPr>
+        <w:t>__</w:t>
       </w:r>
     </w:p>
     <w:p>
@@ -444,27 +462,15 @@
       </w:pPr>
       <w:r>
         <w:rPr>
-          <w:rStyle w:val="hljs-builtin"/>
           <w:rFonts w:eastAsiaTheme="majorEastAsia"/>
           <w:b/>
           <w:bCs/>
           <w:i/>
           <w:iCs/>
           <w:highlight w:val="yellow"/>
-        </w:rPr>
-        <w:t>Write</w:t>
-      </w:r>
-      <w:r>
-        <w:rPr>
-          <w:rStyle w:val="HTMLCode"/>
-          <w:rFonts w:eastAsiaTheme="majorEastAsia"/>
-          <w:b/>
-          <w:bCs/>
-          <w:i/>
-          <w:iCs/>
-          <w:highlight w:val="yellow"/>
-        </w:rPr>
-        <w:t xml:space="preserve"> here…</w:t>
+          <w:lang w:val="en-US"/>
+        </w:rPr>
+        <w:t>The task involves managing an electronic store's inventory using Python, focusing on memory management concepts. It specifically demonstrates the difference between Shallow Copying and Deep Copying when handling nested data structures (lists containing dictionaries). The goal is to observe how modifying nested data in a shallow copy inadvertently affects the original object, whereas a deep copy maintains data isolation.</w:t>
       </w:r>
     </w:p>
     <w:p>
@@ -571,19 +577,11 @@
       </w:pPr>
       <w:r>
         <w:rPr>
-          <w:rStyle w:val="hljs-builtin"/>
           <w:rFonts w:eastAsiaTheme="majorEastAsia"/>
           <w:highlight w:val="yellow"/>
-        </w:rPr>
-        <w:t>Write</w:t>
-      </w:r>
-      <w:r>
-        <w:rPr>
-          <w:rStyle w:val="HTMLCode"/>
-          <w:rFonts w:eastAsiaTheme="majorEastAsia"/>
-          <w:highlight w:val="yellow"/>
-        </w:rPr>
-        <w:t xml:space="preserve"> here…</w:t>
+          <w:lang w:val="en-US"/>
+        </w:rPr>
+        <w:t>The approach involves creating a list of dictionaries where each item contains a nested "details" dictionary. I used the built-in .copy() method for a shallow copy and the copy.deepcopy() function for a deep copy. My personalized logic uses a modulo operation on a specific number (570) to determine which inventory item receives a 10% discount and a stock increase of 5 units. By comparing the original inventory with the copies after modification, the code illustrates that the original inventory's nested values are linked to the shallow copy but independent of the deep copy.</w:t>
       </w:r>
     </w:p>
     <w:p>
@@ -649,56 +647,98 @@
     </w:p>
     <w:p>
       <w:pPr>
-        <w:pStyle w:val="NormalWeb"/>
-      </w:pPr>
-      <w:r>
-        <w:t>Example:</w:t>
-      </w:r>
+        <w:pStyle w:val="HTMLPreformatted"/>
+      </w:pPr>
     </w:p>
     <w:p>
       <w:pPr>
-        <w:pStyle w:val="NormalWeb"/>
+        <w:pStyle w:val="HTMLPreformatted"/>
         <w:numPr>
           <w:ilvl w:val="0"/>
-          <w:numId w:val="11"/>
+          <w:numId w:val="13"/>
         </w:numPr>
-      </w:pPr>
-      <w:r>
-        <w:t>Last digit of Register Number = ___</w:t>
+        <w:rPr>
+          <w:rFonts w:eastAsiaTheme="majorEastAsia"/>
+          <w:highlight w:val="yellow"/>
+        </w:rPr>
+      </w:pPr>
+      <w:r>
+        <w:rPr>
+          <w:rFonts w:eastAsiaTheme="majorEastAsia"/>
+          <w:b/>
+          <w:bCs/>
+          <w:highlight w:val="yellow"/>
+        </w:rPr>
+        <w:t>Last digit of Register Number</w:t>
+      </w:r>
+      <w:r>
+        <w:rPr>
+          <w:rFonts w:eastAsiaTheme="majorEastAsia"/>
+          <w:highlight w:val="yellow"/>
+        </w:rPr>
+        <w:t> = 570 (used as the base value).</w:t>
       </w:r>
     </w:p>
     <w:p>
       <w:pPr>
-        <w:pStyle w:val="NormalWeb"/>
+        <w:pStyle w:val="HTMLPreformatted"/>
+        <w:ind w:left="720"/>
+        <w:rPr>
+          <w:rFonts w:eastAsiaTheme="majorEastAsia"/>
+          <w:highlight w:val="yellow"/>
+        </w:rPr>
+      </w:pPr>
+    </w:p>
+    <w:p>
+      <w:pPr>
+        <w:pStyle w:val="HTMLPreformatted"/>
         <w:numPr>
           <w:ilvl w:val="0"/>
-          <w:numId w:val="11"/>
+          <w:numId w:val="13"/>
         </w:numPr>
-      </w:pPr>
-      <w:r>
-        <w:t>Hence, I applied ______________________ logic.</w:t>
+        <w:rPr>
+          <w:rFonts w:eastAsiaTheme="majorEastAsia"/>
+          <w:highlight w:val="yellow"/>
+        </w:rPr>
+      </w:pPr>
+      <w:r>
+        <w:rPr>
+          <w:rFonts w:eastAsiaTheme="majorEastAsia"/>
+          <w:b/>
+          <w:bCs/>
+          <w:highlight w:val="yellow"/>
+        </w:rPr>
+        <w:lastRenderedPageBreak/>
+        <w:t>Hence, I applied</w:t>
+      </w:r>
+      <w:r>
+        <w:rPr>
+          <w:rFonts w:eastAsiaTheme="majorEastAsia"/>
+          <w:highlight w:val="yellow"/>
+        </w:rPr>
+        <w:t> index = 570 % len(inventory) logic to dynamically select the item to be modified. Since the inventory length is 2, 570 % 2 = 0, so the discount was applied to the </w:t>
+      </w:r>
+      <w:r>
+        <w:rPr>
+          <w:rFonts w:eastAsiaTheme="majorEastAsia"/>
+          <w:b/>
+          <w:bCs/>
+          <w:highlight w:val="yellow"/>
+        </w:rPr>
+        <w:t>Laptop</w:t>
+      </w:r>
+      <w:r>
+        <w:rPr>
+          <w:rFonts w:eastAsiaTheme="majorEastAsia"/>
+          <w:highlight w:val="yellow"/>
+        </w:rPr>
+        <w:t> (index 0).</w:t>
       </w:r>
     </w:p>
     <w:p>
       <w:pPr>
         <w:pStyle w:val="HTMLPreformatted"/>
       </w:pPr>
-      <w:r>
-        <w:rPr>
-          <w:rStyle w:val="hljs-builtin"/>
-          <w:rFonts w:eastAsiaTheme="majorEastAsia"/>
-          <w:highlight w:val="yellow"/>
-        </w:rPr>
-        <w:t>Write</w:t>
-      </w:r>
-      <w:r>
-        <w:rPr>
-          <w:rStyle w:val="HTMLCode"/>
-          <w:rFonts w:eastAsiaTheme="majorEastAsia"/>
-          <w:highlight w:val="yellow"/>
-        </w:rPr>
-        <w:t xml:space="preserve"> here…</w:t>
-      </w:r>
     </w:p>
     <w:p>
       <w:pPr>
@@ -855,7 +895,7 @@
           </w:tcPr>
           <w:p>
             <w:r>
-              <w:t>____________</w:t>
+              <w:t>(0, 2)</w:t>
             </w:r>
           </w:p>
         </w:tc>
@@ -867,7 +907,7 @@
           </w:tcPr>
           <w:p>
             <w:r>
-              <w:t>____________</w:t>
+              <w:t>(0, 2)</w:t>
             </w:r>
           </w:p>
         </w:tc>
@@ -896,7 +936,7 @@
           </w:tcPr>
           <w:p>
             <w:r>
-              <w:t>____________</w:t>
+              <w:t>(0, 2)</w:t>
             </w:r>
           </w:p>
         </w:tc>
@@ -908,7 +948,7 @@
           </w:tcPr>
           <w:p>
             <w:r>
-              <w:t>____________</w:t>
+              <w:t>(0, 2)</w:t>
             </w:r>
           </w:p>
         </w:tc>
@@ -925,7 +965,6 @@
           </w:tcPr>
           <w:p>
             <w:r>
-              <w:lastRenderedPageBreak/>
               <w:t>Test Case 3</w:t>
             </w:r>
           </w:p>
@@ -938,7 +977,7 @@
           </w:tcPr>
           <w:p>
             <w:r>
-              <w:t>____________</w:t>
+              <w:t>45000.0</w:t>
             </w:r>
           </w:p>
         </w:tc>
@@ -950,7 +989,7 @@
           </w:tcPr>
           <w:p>
             <w:r>
-              <w:t>____________</w:t>
+              <w:t>45000.0</w:t>
             </w:r>
           </w:p>
         </w:tc>
@@ -1050,20 +1089,3565 @@
     </w:p>
     <w:p>
       <w:pPr>
+        <w:shd w:val="clear" w:color="auto" w:fill="121314"/>
+        <w:spacing w:after="0" w:line="285" w:lineRule="atLeast"/>
+        <w:rPr>
+          <w:rFonts w:ascii="Consolas" w:eastAsia="Times New Roman" w:hAnsi="Consolas" w:cs="Times New Roman"/>
+          <w:color w:val="BBBEBF"/>
+          <w:sz w:val="21"/>
+          <w:szCs w:val="21"/>
+          <w:lang w:val="en-IN" w:eastAsia="en-IN"/>
+        </w:rPr>
+      </w:pPr>
+      <w:r>
+        <w:rPr>
+          <w:rFonts w:ascii="Consolas" w:eastAsia="Times New Roman" w:hAnsi="Consolas" w:cs="Times New Roman"/>
+          <w:color w:val="C586C0"/>
+          <w:sz w:val="21"/>
+          <w:szCs w:val="21"/>
+          <w:lang w:val="en-IN" w:eastAsia="en-IN"/>
+        </w:rPr>
+        <w:t>import</w:t>
+      </w:r>
+      <w:r>
+        <w:rPr>
+          <w:rFonts w:ascii="Consolas" w:eastAsia="Times New Roman" w:hAnsi="Consolas" w:cs="Times New Roman"/>
+          <w:color w:val="BBBEBF"/>
+          <w:sz w:val="21"/>
+          <w:szCs w:val="21"/>
+          <w:lang w:val="en-IN" w:eastAsia="en-IN"/>
+        </w:rPr>
+        <w:t xml:space="preserve"> </w:t>
+      </w:r>
+      <w:r>
+        <w:rPr>
+          <w:rFonts w:ascii="Consolas" w:eastAsia="Times New Roman" w:hAnsi="Consolas" w:cs="Times New Roman"/>
+          <w:color w:val="4EC9B0"/>
+          <w:sz w:val="21"/>
+          <w:szCs w:val="21"/>
+          <w:lang w:val="en-IN" w:eastAsia="en-IN"/>
+        </w:rPr>
+        <w:t>copy</w:t>
+      </w:r>
+    </w:p>
+    <w:p>
+      <w:pPr>
+        <w:shd w:val="clear" w:color="auto" w:fill="121314"/>
+        <w:spacing w:after="0" w:line="285" w:lineRule="atLeast"/>
+        <w:rPr>
+          <w:rFonts w:ascii="Consolas" w:eastAsia="Times New Roman" w:hAnsi="Consolas" w:cs="Times New Roman"/>
+          <w:color w:val="BBBEBF"/>
+          <w:sz w:val="21"/>
+          <w:szCs w:val="21"/>
+          <w:lang w:val="en-IN" w:eastAsia="en-IN"/>
+        </w:rPr>
+      </w:pPr>
+    </w:p>
+    <w:p>
+      <w:pPr>
+        <w:shd w:val="clear" w:color="auto" w:fill="121314"/>
+        <w:spacing w:after="0" w:line="285" w:lineRule="atLeast"/>
+        <w:rPr>
+          <w:rFonts w:ascii="Consolas" w:eastAsia="Times New Roman" w:hAnsi="Consolas" w:cs="Times New Roman"/>
+          <w:color w:val="BBBEBF"/>
+          <w:sz w:val="21"/>
+          <w:szCs w:val="21"/>
+          <w:lang w:val="en-IN" w:eastAsia="en-IN"/>
+        </w:rPr>
+      </w:pPr>
+      <w:r>
+        <w:rPr>
+          <w:rFonts w:ascii="Consolas" w:eastAsia="Times New Roman" w:hAnsi="Consolas" w:cs="Times New Roman"/>
+          <w:color w:val="FF7B72"/>
+          <w:sz w:val="21"/>
+          <w:szCs w:val="21"/>
+          <w:lang w:val="en-IN" w:eastAsia="en-IN"/>
+        </w:rPr>
+        <w:t>def</w:t>
+      </w:r>
+      <w:r>
+        <w:rPr>
+          <w:rFonts w:ascii="Consolas" w:eastAsia="Times New Roman" w:hAnsi="Consolas" w:cs="Times New Roman"/>
+          <w:color w:val="BBBEBF"/>
+          <w:sz w:val="21"/>
+          <w:szCs w:val="21"/>
+          <w:lang w:val="en-IN" w:eastAsia="en-IN"/>
+        </w:rPr>
+        <w:t xml:space="preserve"> </w:t>
+      </w:r>
+      <w:r>
+        <w:rPr>
+          <w:rFonts w:ascii="Consolas" w:eastAsia="Times New Roman" w:hAnsi="Consolas" w:cs="Times New Roman"/>
+          <w:color w:val="D2A8FF"/>
+          <w:sz w:val="21"/>
+          <w:szCs w:val="21"/>
+          <w:lang w:val="en-IN" w:eastAsia="en-IN"/>
+        </w:rPr>
+        <w:t>create_inventory</w:t>
+      </w:r>
+      <w:r>
+        <w:rPr>
+          <w:rFonts w:ascii="Consolas" w:eastAsia="Times New Roman" w:hAnsi="Consolas" w:cs="Times New Roman"/>
+          <w:color w:val="BBBEBF"/>
+          <w:sz w:val="21"/>
+          <w:szCs w:val="21"/>
+          <w:lang w:val="en-IN" w:eastAsia="en-IN"/>
+        </w:rPr>
+        <w:t>():</w:t>
+      </w:r>
+    </w:p>
+    <w:p>
+      <w:pPr>
+        <w:shd w:val="clear" w:color="auto" w:fill="121314"/>
+        <w:spacing w:after="0" w:line="285" w:lineRule="atLeast"/>
+        <w:rPr>
+          <w:rFonts w:ascii="Consolas" w:eastAsia="Times New Roman" w:hAnsi="Consolas" w:cs="Times New Roman"/>
+          <w:color w:val="BBBEBF"/>
+          <w:sz w:val="21"/>
+          <w:szCs w:val="21"/>
+          <w:lang w:val="en-IN" w:eastAsia="en-IN"/>
+        </w:rPr>
+      </w:pPr>
+      <w:r>
+        <w:rPr>
+          <w:rFonts w:ascii="Consolas" w:eastAsia="Times New Roman" w:hAnsi="Consolas" w:cs="Times New Roman"/>
+          <w:color w:val="BBBEBF"/>
+          <w:sz w:val="21"/>
+          <w:szCs w:val="21"/>
+          <w:lang w:val="en-IN" w:eastAsia="en-IN"/>
+        </w:rPr>
+        <w:t xml:space="preserve">    </w:t>
+      </w:r>
+      <w:r>
+        <w:rPr>
+          <w:rFonts w:ascii="Consolas" w:eastAsia="Times New Roman" w:hAnsi="Consolas" w:cs="Times New Roman"/>
+          <w:color w:val="C586C0"/>
+          <w:sz w:val="21"/>
+          <w:szCs w:val="21"/>
+          <w:lang w:val="en-IN" w:eastAsia="en-IN"/>
+        </w:rPr>
+        <w:t>return</w:t>
+      </w:r>
+      <w:r>
+        <w:rPr>
+          <w:rFonts w:ascii="Consolas" w:eastAsia="Times New Roman" w:hAnsi="Consolas" w:cs="Times New Roman"/>
+          <w:color w:val="BBBEBF"/>
+          <w:sz w:val="21"/>
+          <w:szCs w:val="21"/>
+          <w:lang w:val="en-IN" w:eastAsia="en-IN"/>
+        </w:rPr>
+        <w:t xml:space="preserve"> [</w:t>
+      </w:r>
+    </w:p>
+    <w:p>
+      <w:pPr>
+        <w:shd w:val="clear" w:color="auto" w:fill="121314"/>
+        <w:spacing w:after="0" w:line="285" w:lineRule="atLeast"/>
+        <w:rPr>
+          <w:rFonts w:ascii="Consolas" w:eastAsia="Times New Roman" w:hAnsi="Consolas" w:cs="Times New Roman"/>
+          <w:color w:val="BBBEBF"/>
+          <w:sz w:val="21"/>
+          <w:szCs w:val="21"/>
+          <w:lang w:val="en-IN" w:eastAsia="en-IN"/>
+        </w:rPr>
+      </w:pPr>
+      <w:r>
+        <w:rPr>
+          <w:rFonts w:ascii="Consolas" w:eastAsia="Times New Roman" w:hAnsi="Consolas" w:cs="Times New Roman"/>
+          <w:color w:val="BBBEBF"/>
+          <w:sz w:val="21"/>
+          <w:szCs w:val="21"/>
+          <w:lang w:val="en-IN" w:eastAsia="en-IN"/>
+        </w:rPr>
+        <w:t>        {</w:t>
+      </w:r>
+    </w:p>
+    <w:p>
+      <w:pPr>
+        <w:shd w:val="clear" w:color="auto" w:fill="121314"/>
+        <w:spacing w:after="0" w:line="285" w:lineRule="atLeast"/>
+        <w:rPr>
+          <w:rFonts w:ascii="Consolas" w:eastAsia="Times New Roman" w:hAnsi="Consolas" w:cs="Times New Roman"/>
+          <w:color w:val="BBBEBF"/>
+          <w:sz w:val="21"/>
+          <w:szCs w:val="21"/>
+          <w:lang w:val="en-IN" w:eastAsia="en-IN"/>
+        </w:rPr>
+      </w:pPr>
+      <w:r>
+        <w:rPr>
+          <w:rFonts w:ascii="Consolas" w:eastAsia="Times New Roman" w:hAnsi="Consolas" w:cs="Times New Roman"/>
+          <w:color w:val="BBBEBF"/>
+          <w:sz w:val="21"/>
+          <w:szCs w:val="21"/>
+          <w:lang w:val="en-IN" w:eastAsia="en-IN"/>
+        </w:rPr>
+        <w:t xml:space="preserve">            </w:t>
+      </w:r>
+      <w:r>
+        <w:rPr>
+          <w:rFonts w:ascii="Consolas" w:eastAsia="Times New Roman" w:hAnsi="Consolas" w:cs="Times New Roman"/>
+          <w:color w:val="A5D6FF"/>
+          <w:sz w:val="21"/>
+          <w:szCs w:val="21"/>
+          <w:lang w:val="en-IN" w:eastAsia="en-IN"/>
+        </w:rPr>
+        <w:t>"item"</w:t>
+      </w:r>
+      <w:r>
+        <w:rPr>
+          <w:rFonts w:ascii="Consolas" w:eastAsia="Times New Roman" w:hAnsi="Consolas" w:cs="Times New Roman"/>
+          <w:color w:val="BBBEBF"/>
+          <w:sz w:val="21"/>
+          <w:szCs w:val="21"/>
+          <w:lang w:val="en-IN" w:eastAsia="en-IN"/>
+        </w:rPr>
+        <w:t xml:space="preserve">: </w:t>
+      </w:r>
+      <w:r>
+        <w:rPr>
+          <w:rFonts w:ascii="Consolas" w:eastAsia="Times New Roman" w:hAnsi="Consolas" w:cs="Times New Roman"/>
+          <w:color w:val="A5D6FF"/>
+          <w:sz w:val="21"/>
+          <w:szCs w:val="21"/>
+          <w:lang w:val="en-IN" w:eastAsia="en-IN"/>
+        </w:rPr>
+        <w:t>"Laptop"</w:t>
+      </w:r>
+      <w:r>
+        <w:rPr>
+          <w:rFonts w:ascii="Consolas" w:eastAsia="Times New Roman" w:hAnsi="Consolas" w:cs="Times New Roman"/>
+          <w:color w:val="BBBEBF"/>
+          <w:sz w:val="21"/>
+          <w:szCs w:val="21"/>
+          <w:lang w:val="en-IN" w:eastAsia="en-IN"/>
+        </w:rPr>
+        <w:t>,</w:t>
+      </w:r>
+    </w:p>
+    <w:p>
+      <w:pPr>
+        <w:shd w:val="clear" w:color="auto" w:fill="121314"/>
+        <w:spacing w:after="0" w:line="285" w:lineRule="atLeast"/>
+        <w:rPr>
+          <w:rFonts w:ascii="Consolas" w:eastAsia="Times New Roman" w:hAnsi="Consolas" w:cs="Times New Roman"/>
+          <w:color w:val="BBBEBF"/>
+          <w:sz w:val="21"/>
+          <w:szCs w:val="21"/>
+          <w:lang w:val="en-IN" w:eastAsia="en-IN"/>
+        </w:rPr>
+      </w:pPr>
+      <w:r>
+        <w:rPr>
+          <w:rFonts w:ascii="Consolas" w:eastAsia="Times New Roman" w:hAnsi="Consolas" w:cs="Times New Roman"/>
+          <w:color w:val="BBBEBF"/>
+          <w:sz w:val="21"/>
+          <w:szCs w:val="21"/>
+          <w:lang w:val="en-IN" w:eastAsia="en-IN"/>
+        </w:rPr>
+        <w:t xml:space="preserve">            </w:t>
+      </w:r>
+      <w:r>
+        <w:rPr>
+          <w:rFonts w:ascii="Consolas" w:eastAsia="Times New Roman" w:hAnsi="Consolas" w:cs="Times New Roman"/>
+          <w:color w:val="A5D6FF"/>
+          <w:sz w:val="21"/>
+          <w:szCs w:val="21"/>
+          <w:lang w:val="en-IN" w:eastAsia="en-IN"/>
+        </w:rPr>
+        <w:t>"details"</w:t>
+      </w:r>
+      <w:r>
+        <w:rPr>
+          <w:rFonts w:ascii="Consolas" w:eastAsia="Times New Roman" w:hAnsi="Consolas" w:cs="Times New Roman"/>
+          <w:color w:val="BBBEBF"/>
+          <w:sz w:val="21"/>
+          <w:szCs w:val="21"/>
+          <w:lang w:val="en-IN" w:eastAsia="en-IN"/>
+        </w:rPr>
+        <w:t>: {</w:t>
+      </w:r>
+      <w:r>
+        <w:rPr>
+          <w:rFonts w:ascii="Consolas" w:eastAsia="Times New Roman" w:hAnsi="Consolas" w:cs="Times New Roman"/>
+          <w:color w:val="A5D6FF"/>
+          <w:sz w:val="21"/>
+          <w:szCs w:val="21"/>
+          <w:lang w:val="en-IN" w:eastAsia="en-IN"/>
+        </w:rPr>
+        <w:t>"price"</w:t>
+      </w:r>
+      <w:r>
+        <w:rPr>
+          <w:rFonts w:ascii="Consolas" w:eastAsia="Times New Roman" w:hAnsi="Consolas" w:cs="Times New Roman"/>
+          <w:color w:val="BBBEBF"/>
+          <w:sz w:val="21"/>
+          <w:szCs w:val="21"/>
+          <w:lang w:val="en-IN" w:eastAsia="en-IN"/>
+        </w:rPr>
+        <w:t xml:space="preserve">: </w:t>
+      </w:r>
+      <w:r>
+        <w:rPr>
+          <w:rFonts w:ascii="Consolas" w:eastAsia="Times New Roman" w:hAnsi="Consolas" w:cs="Times New Roman"/>
+          <w:color w:val="B5CEA8"/>
+          <w:sz w:val="21"/>
+          <w:szCs w:val="21"/>
+          <w:lang w:val="en-IN" w:eastAsia="en-IN"/>
+        </w:rPr>
+        <w:t>50000</w:t>
+      </w:r>
+      <w:r>
+        <w:rPr>
+          <w:rFonts w:ascii="Consolas" w:eastAsia="Times New Roman" w:hAnsi="Consolas" w:cs="Times New Roman"/>
+          <w:color w:val="BBBEBF"/>
+          <w:sz w:val="21"/>
+          <w:szCs w:val="21"/>
+          <w:lang w:val="en-IN" w:eastAsia="en-IN"/>
+        </w:rPr>
+        <w:t xml:space="preserve">, </w:t>
+      </w:r>
+      <w:r>
+        <w:rPr>
+          <w:rFonts w:ascii="Consolas" w:eastAsia="Times New Roman" w:hAnsi="Consolas" w:cs="Times New Roman"/>
+          <w:color w:val="A5D6FF"/>
+          <w:sz w:val="21"/>
+          <w:szCs w:val="21"/>
+          <w:lang w:val="en-IN" w:eastAsia="en-IN"/>
+        </w:rPr>
+        <w:t>"stock"</w:t>
+      </w:r>
+      <w:r>
+        <w:rPr>
+          <w:rFonts w:ascii="Consolas" w:eastAsia="Times New Roman" w:hAnsi="Consolas" w:cs="Times New Roman"/>
+          <w:color w:val="BBBEBF"/>
+          <w:sz w:val="21"/>
+          <w:szCs w:val="21"/>
+          <w:lang w:val="en-IN" w:eastAsia="en-IN"/>
+        </w:rPr>
+        <w:t xml:space="preserve">: </w:t>
+      </w:r>
+      <w:r>
+        <w:rPr>
+          <w:rFonts w:ascii="Consolas" w:eastAsia="Times New Roman" w:hAnsi="Consolas" w:cs="Times New Roman"/>
+          <w:color w:val="B5CEA8"/>
+          <w:sz w:val="21"/>
+          <w:szCs w:val="21"/>
+          <w:lang w:val="en-IN" w:eastAsia="en-IN"/>
+        </w:rPr>
+        <w:t>10</w:t>
+      </w:r>
+      <w:r>
+        <w:rPr>
+          <w:rFonts w:ascii="Consolas" w:eastAsia="Times New Roman" w:hAnsi="Consolas" w:cs="Times New Roman"/>
+          <w:color w:val="BBBEBF"/>
+          <w:sz w:val="21"/>
+          <w:szCs w:val="21"/>
+          <w:lang w:val="en-IN" w:eastAsia="en-IN"/>
+        </w:rPr>
+        <w:t xml:space="preserve">, </w:t>
+      </w:r>
+      <w:r>
+        <w:rPr>
+          <w:rFonts w:ascii="Consolas" w:eastAsia="Times New Roman" w:hAnsi="Consolas" w:cs="Times New Roman"/>
+          <w:color w:val="A5D6FF"/>
+          <w:sz w:val="21"/>
+          <w:szCs w:val="21"/>
+          <w:lang w:val="en-IN" w:eastAsia="en-IN"/>
+        </w:rPr>
+        <w:t>"supplier"</w:t>
+      </w:r>
+      <w:r>
+        <w:rPr>
+          <w:rFonts w:ascii="Consolas" w:eastAsia="Times New Roman" w:hAnsi="Consolas" w:cs="Times New Roman"/>
+          <w:color w:val="BBBEBF"/>
+          <w:sz w:val="21"/>
+          <w:szCs w:val="21"/>
+          <w:lang w:val="en-IN" w:eastAsia="en-IN"/>
+        </w:rPr>
+        <w:t>: {</w:t>
+      </w:r>
+      <w:r>
+        <w:rPr>
+          <w:rFonts w:ascii="Consolas" w:eastAsia="Times New Roman" w:hAnsi="Consolas" w:cs="Times New Roman"/>
+          <w:color w:val="A5D6FF"/>
+          <w:sz w:val="21"/>
+          <w:szCs w:val="21"/>
+          <w:lang w:val="en-IN" w:eastAsia="en-IN"/>
+        </w:rPr>
+        <w:t>"rating"</w:t>
+      </w:r>
+      <w:r>
+        <w:rPr>
+          <w:rFonts w:ascii="Consolas" w:eastAsia="Times New Roman" w:hAnsi="Consolas" w:cs="Times New Roman"/>
+          <w:color w:val="BBBEBF"/>
+          <w:sz w:val="21"/>
+          <w:szCs w:val="21"/>
+          <w:lang w:val="en-IN" w:eastAsia="en-IN"/>
+        </w:rPr>
+        <w:t xml:space="preserve">: </w:t>
+      </w:r>
+      <w:r>
+        <w:rPr>
+          <w:rFonts w:ascii="Consolas" w:eastAsia="Times New Roman" w:hAnsi="Consolas" w:cs="Times New Roman"/>
+          <w:color w:val="B5CEA8"/>
+          <w:sz w:val="21"/>
+          <w:szCs w:val="21"/>
+          <w:lang w:val="en-IN" w:eastAsia="en-IN"/>
+        </w:rPr>
+        <w:t>4.5</w:t>
+      </w:r>
+      <w:r>
+        <w:rPr>
+          <w:rFonts w:ascii="Consolas" w:eastAsia="Times New Roman" w:hAnsi="Consolas" w:cs="Times New Roman"/>
+          <w:color w:val="BBBEBF"/>
+          <w:sz w:val="21"/>
+          <w:szCs w:val="21"/>
+          <w:lang w:val="en-IN" w:eastAsia="en-IN"/>
+        </w:rPr>
+        <w:t>}}</w:t>
+      </w:r>
+    </w:p>
+    <w:p>
+      <w:pPr>
+        <w:shd w:val="clear" w:color="auto" w:fill="121314"/>
+        <w:spacing w:after="0" w:line="285" w:lineRule="atLeast"/>
+        <w:rPr>
+          <w:rFonts w:ascii="Consolas" w:eastAsia="Times New Roman" w:hAnsi="Consolas" w:cs="Times New Roman"/>
+          <w:color w:val="BBBEBF"/>
+          <w:sz w:val="21"/>
+          <w:szCs w:val="21"/>
+          <w:lang w:val="en-IN" w:eastAsia="en-IN"/>
+        </w:rPr>
+      </w:pPr>
+      <w:r>
+        <w:rPr>
+          <w:rFonts w:ascii="Consolas" w:eastAsia="Times New Roman" w:hAnsi="Consolas" w:cs="Times New Roman"/>
+          <w:color w:val="BBBEBF"/>
+          <w:sz w:val="21"/>
+          <w:szCs w:val="21"/>
+          <w:lang w:val="en-IN" w:eastAsia="en-IN"/>
+        </w:rPr>
+        <w:t>        },</w:t>
+      </w:r>
+    </w:p>
+    <w:p>
+      <w:pPr>
+        <w:shd w:val="clear" w:color="auto" w:fill="121314"/>
+        <w:spacing w:after="0" w:line="285" w:lineRule="atLeast"/>
+        <w:rPr>
+          <w:rFonts w:ascii="Consolas" w:eastAsia="Times New Roman" w:hAnsi="Consolas" w:cs="Times New Roman"/>
+          <w:color w:val="BBBEBF"/>
+          <w:sz w:val="21"/>
+          <w:szCs w:val="21"/>
+          <w:lang w:val="en-IN" w:eastAsia="en-IN"/>
+        </w:rPr>
+      </w:pPr>
+      <w:r>
+        <w:rPr>
+          <w:rFonts w:ascii="Consolas" w:eastAsia="Times New Roman" w:hAnsi="Consolas" w:cs="Times New Roman"/>
+          <w:color w:val="BBBEBF"/>
+          <w:sz w:val="21"/>
+          <w:szCs w:val="21"/>
+          <w:lang w:val="en-IN" w:eastAsia="en-IN"/>
+        </w:rPr>
+        <w:t>        {</w:t>
+      </w:r>
+    </w:p>
+    <w:p>
+      <w:pPr>
+        <w:shd w:val="clear" w:color="auto" w:fill="121314"/>
+        <w:spacing w:after="0" w:line="285" w:lineRule="atLeast"/>
+        <w:rPr>
+          <w:rFonts w:ascii="Consolas" w:eastAsia="Times New Roman" w:hAnsi="Consolas" w:cs="Times New Roman"/>
+          <w:color w:val="BBBEBF"/>
+          <w:sz w:val="21"/>
+          <w:szCs w:val="21"/>
+          <w:lang w:val="en-IN" w:eastAsia="en-IN"/>
+        </w:rPr>
+      </w:pPr>
+      <w:r>
+        <w:rPr>
+          <w:rFonts w:ascii="Consolas" w:eastAsia="Times New Roman" w:hAnsi="Consolas" w:cs="Times New Roman"/>
+          <w:color w:val="BBBEBF"/>
+          <w:sz w:val="21"/>
+          <w:szCs w:val="21"/>
+          <w:lang w:val="en-IN" w:eastAsia="en-IN"/>
+        </w:rPr>
+        <w:t xml:space="preserve">            </w:t>
+      </w:r>
+      <w:r>
+        <w:rPr>
+          <w:rFonts w:ascii="Consolas" w:eastAsia="Times New Roman" w:hAnsi="Consolas" w:cs="Times New Roman"/>
+          <w:color w:val="A5D6FF"/>
+          <w:sz w:val="21"/>
+          <w:szCs w:val="21"/>
+          <w:lang w:val="en-IN" w:eastAsia="en-IN"/>
+        </w:rPr>
+        <w:t>"item"</w:t>
+      </w:r>
+      <w:r>
+        <w:rPr>
+          <w:rFonts w:ascii="Consolas" w:eastAsia="Times New Roman" w:hAnsi="Consolas" w:cs="Times New Roman"/>
+          <w:color w:val="BBBEBF"/>
+          <w:sz w:val="21"/>
+          <w:szCs w:val="21"/>
+          <w:lang w:val="en-IN" w:eastAsia="en-IN"/>
+        </w:rPr>
+        <w:t xml:space="preserve">: </w:t>
+      </w:r>
+      <w:r>
+        <w:rPr>
+          <w:rFonts w:ascii="Consolas" w:eastAsia="Times New Roman" w:hAnsi="Consolas" w:cs="Times New Roman"/>
+          <w:color w:val="A5D6FF"/>
+          <w:sz w:val="21"/>
+          <w:szCs w:val="21"/>
+          <w:lang w:val="en-IN" w:eastAsia="en-IN"/>
+        </w:rPr>
+        <w:t>"Phone"</w:t>
+      </w:r>
+      <w:r>
+        <w:rPr>
+          <w:rFonts w:ascii="Consolas" w:eastAsia="Times New Roman" w:hAnsi="Consolas" w:cs="Times New Roman"/>
+          <w:color w:val="BBBEBF"/>
+          <w:sz w:val="21"/>
+          <w:szCs w:val="21"/>
+          <w:lang w:val="en-IN" w:eastAsia="en-IN"/>
+        </w:rPr>
+        <w:t>,</w:t>
+      </w:r>
+    </w:p>
+    <w:p>
+      <w:pPr>
+        <w:shd w:val="clear" w:color="auto" w:fill="121314"/>
+        <w:spacing w:after="0" w:line="285" w:lineRule="atLeast"/>
+        <w:rPr>
+          <w:rFonts w:ascii="Consolas" w:eastAsia="Times New Roman" w:hAnsi="Consolas" w:cs="Times New Roman"/>
+          <w:color w:val="BBBEBF"/>
+          <w:sz w:val="21"/>
+          <w:szCs w:val="21"/>
+          <w:lang w:val="en-IN" w:eastAsia="en-IN"/>
+        </w:rPr>
+      </w:pPr>
+      <w:r>
+        <w:rPr>
+          <w:rFonts w:ascii="Consolas" w:eastAsia="Times New Roman" w:hAnsi="Consolas" w:cs="Times New Roman"/>
+          <w:color w:val="BBBEBF"/>
+          <w:sz w:val="21"/>
+          <w:szCs w:val="21"/>
+          <w:lang w:val="en-IN" w:eastAsia="en-IN"/>
+        </w:rPr>
+        <w:t xml:space="preserve">            </w:t>
+      </w:r>
+      <w:r>
+        <w:rPr>
+          <w:rFonts w:ascii="Consolas" w:eastAsia="Times New Roman" w:hAnsi="Consolas" w:cs="Times New Roman"/>
+          <w:color w:val="A5D6FF"/>
+          <w:sz w:val="21"/>
+          <w:szCs w:val="21"/>
+          <w:lang w:val="en-IN" w:eastAsia="en-IN"/>
+        </w:rPr>
+        <w:t>"details"</w:t>
+      </w:r>
+      <w:r>
+        <w:rPr>
+          <w:rFonts w:ascii="Consolas" w:eastAsia="Times New Roman" w:hAnsi="Consolas" w:cs="Times New Roman"/>
+          <w:color w:val="BBBEBF"/>
+          <w:sz w:val="21"/>
+          <w:szCs w:val="21"/>
+          <w:lang w:val="en-IN" w:eastAsia="en-IN"/>
+        </w:rPr>
+        <w:t>: {</w:t>
+      </w:r>
+      <w:r>
+        <w:rPr>
+          <w:rFonts w:ascii="Consolas" w:eastAsia="Times New Roman" w:hAnsi="Consolas" w:cs="Times New Roman"/>
+          <w:color w:val="A5D6FF"/>
+          <w:sz w:val="21"/>
+          <w:szCs w:val="21"/>
+          <w:lang w:val="en-IN" w:eastAsia="en-IN"/>
+        </w:rPr>
+        <w:t>"price"</w:t>
+      </w:r>
+      <w:r>
+        <w:rPr>
+          <w:rFonts w:ascii="Consolas" w:eastAsia="Times New Roman" w:hAnsi="Consolas" w:cs="Times New Roman"/>
+          <w:color w:val="BBBEBF"/>
+          <w:sz w:val="21"/>
+          <w:szCs w:val="21"/>
+          <w:lang w:val="en-IN" w:eastAsia="en-IN"/>
+        </w:rPr>
+        <w:t xml:space="preserve">: </w:t>
+      </w:r>
+      <w:r>
+        <w:rPr>
+          <w:rFonts w:ascii="Consolas" w:eastAsia="Times New Roman" w:hAnsi="Consolas" w:cs="Times New Roman"/>
+          <w:color w:val="B5CEA8"/>
+          <w:sz w:val="21"/>
+          <w:szCs w:val="21"/>
+          <w:lang w:val="en-IN" w:eastAsia="en-IN"/>
+        </w:rPr>
+        <w:t>20000</w:t>
+      </w:r>
+      <w:r>
+        <w:rPr>
+          <w:rFonts w:ascii="Consolas" w:eastAsia="Times New Roman" w:hAnsi="Consolas" w:cs="Times New Roman"/>
+          <w:color w:val="BBBEBF"/>
+          <w:sz w:val="21"/>
+          <w:szCs w:val="21"/>
+          <w:lang w:val="en-IN" w:eastAsia="en-IN"/>
+        </w:rPr>
+        <w:t xml:space="preserve">, </w:t>
+      </w:r>
+      <w:r>
+        <w:rPr>
+          <w:rFonts w:ascii="Consolas" w:eastAsia="Times New Roman" w:hAnsi="Consolas" w:cs="Times New Roman"/>
+          <w:color w:val="A5D6FF"/>
+          <w:sz w:val="21"/>
+          <w:szCs w:val="21"/>
+          <w:lang w:val="en-IN" w:eastAsia="en-IN"/>
+        </w:rPr>
+        <w:t>"stock"</w:t>
+      </w:r>
+      <w:r>
+        <w:rPr>
+          <w:rFonts w:ascii="Consolas" w:eastAsia="Times New Roman" w:hAnsi="Consolas" w:cs="Times New Roman"/>
+          <w:color w:val="BBBEBF"/>
+          <w:sz w:val="21"/>
+          <w:szCs w:val="21"/>
+          <w:lang w:val="en-IN" w:eastAsia="en-IN"/>
+        </w:rPr>
+        <w:t xml:space="preserve">: </w:t>
+      </w:r>
+      <w:r>
+        <w:rPr>
+          <w:rFonts w:ascii="Consolas" w:eastAsia="Times New Roman" w:hAnsi="Consolas" w:cs="Times New Roman"/>
+          <w:color w:val="B5CEA8"/>
+          <w:sz w:val="21"/>
+          <w:szCs w:val="21"/>
+          <w:lang w:val="en-IN" w:eastAsia="en-IN"/>
+        </w:rPr>
+        <w:t>25</w:t>
+      </w:r>
+      <w:r>
+        <w:rPr>
+          <w:rFonts w:ascii="Consolas" w:eastAsia="Times New Roman" w:hAnsi="Consolas" w:cs="Times New Roman"/>
+          <w:color w:val="BBBEBF"/>
+          <w:sz w:val="21"/>
+          <w:szCs w:val="21"/>
+          <w:lang w:val="en-IN" w:eastAsia="en-IN"/>
+        </w:rPr>
+        <w:t xml:space="preserve">, </w:t>
+      </w:r>
+      <w:r>
+        <w:rPr>
+          <w:rFonts w:ascii="Consolas" w:eastAsia="Times New Roman" w:hAnsi="Consolas" w:cs="Times New Roman"/>
+          <w:color w:val="A5D6FF"/>
+          <w:sz w:val="21"/>
+          <w:szCs w:val="21"/>
+          <w:lang w:val="en-IN" w:eastAsia="en-IN"/>
+        </w:rPr>
+        <w:t>"supplier"</w:t>
+      </w:r>
+      <w:r>
+        <w:rPr>
+          <w:rFonts w:ascii="Consolas" w:eastAsia="Times New Roman" w:hAnsi="Consolas" w:cs="Times New Roman"/>
+          <w:color w:val="BBBEBF"/>
+          <w:sz w:val="21"/>
+          <w:szCs w:val="21"/>
+          <w:lang w:val="en-IN" w:eastAsia="en-IN"/>
+        </w:rPr>
+        <w:t>: {</w:t>
+      </w:r>
+      <w:r>
+        <w:rPr>
+          <w:rFonts w:ascii="Consolas" w:eastAsia="Times New Roman" w:hAnsi="Consolas" w:cs="Times New Roman"/>
+          <w:color w:val="A5D6FF"/>
+          <w:sz w:val="21"/>
+          <w:szCs w:val="21"/>
+          <w:lang w:val="en-IN" w:eastAsia="en-IN"/>
+        </w:rPr>
+        <w:t>"rating"</w:t>
+      </w:r>
+      <w:r>
+        <w:rPr>
+          <w:rFonts w:ascii="Consolas" w:eastAsia="Times New Roman" w:hAnsi="Consolas" w:cs="Times New Roman"/>
+          <w:color w:val="BBBEBF"/>
+          <w:sz w:val="21"/>
+          <w:szCs w:val="21"/>
+          <w:lang w:val="en-IN" w:eastAsia="en-IN"/>
+        </w:rPr>
+        <w:t xml:space="preserve">: </w:t>
+      </w:r>
+      <w:r>
+        <w:rPr>
+          <w:rFonts w:ascii="Consolas" w:eastAsia="Times New Roman" w:hAnsi="Consolas" w:cs="Times New Roman"/>
+          <w:color w:val="B5CEA8"/>
+          <w:sz w:val="21"/>
+          <w:szCs w:val="21"/>
+          <w:lang w:val="en-IN" w:eastAsia="en-IN"/>
+        </w:rPr>
+        <w:t>4.0</w:t>
+      </w:r>
+      <w:r>
+        <w:rPr>
+          <w:rFonts w:ascii="Consolas" w:eastAsia="Times New Roman" w:hAnsi="Consolas" w:cs="Times New Roman"/>
+          <w:color w:val="BBBEBF"/>
+          <w:sz w:val="21"/>
+          <w:szCs w:val="21"/>
+          <w:lang w:val="en-IN" w:eastAsia="en-IN"/>
+        </w:rPr>
+        <w:t>}}</w:t>
+      </w:r>
+    </w:p>
+    <w:p>
+      <w:pPr>
+        <w:shd w:val="clear" w:color="auto" w:fill="121314"/>
+        <w:spacing w:after="0" w:line="285" w:lineRule="atLeast"/>
+        <w:rPr>
+          <w:rFonts w:ascii="Consolas" w:eastAsia="Times New Roman" w:hAnsi="Consolas" w:cs="Times New Roman"/>
+          <w:color w:val="BBBEBF"/>
+          <w:sz w:val="21"/>
+          <w:szCs w:val="21"/>
+          <w:lang w:val="en-IN" w:eastAsia="en-IN"/>
+        </w:rPr>
+      </w:pPr>
+      <w:r>
+        <w:rPr>
+          <w:rFonts w:ascii="Consolas" w:eastAsia="Times New Roman" w:hAnsi="Consolas" w:cs="Times New Roman"/>
+          <w:color w:val="BBBEBF"/>
+          <w:sz w:val="21"/>
+          <w:szCs w:val="21"/>
+          <w:lang w:val="en-IN" w:eastAsia="en-IN"/>
+        </w:rPr>
+        <w:t>        }</w:t>
+      </w:r>
+    </w:p>
+    <w:p>
+      <w:pPr>
+        <w:shd w:val="clear" w:color="auto" w:fill="121314"/>
+        <w:spacing w:after="0" w:line="285" w:lineRule="atLeast"/>
+        <w:rPr>
+          <w:rFonts w:ascii="Consolas" w:eastAsia="Times New Roman" w:hAnsi="Consolas" w:cs="Times New Roman"/>
+          <w:color w:val="BBBEBF"/>
+          <w:sz w:val="21"/>
+          <w:szCs w:val="21"/>
+          <w:lang w:val="en-IN" w:eastAsia="en-IN"/>
+        </w:rPr>
+      </w:pPr>
+      <w:r>
+        <w:rPr>
+          <w:rFonts w:ascii="Consolas" w:eastAsia="Times New Roman" w:hAnsi="Consolas" w:cs="Times New Roman"/>
+          <w:color w:val="BBBEBF"/>
+          <w:sz w:val="21"/>
+          <w:szCs w:val="21"/>
+          <w:lang w:val="en-IN" w:eastAsia="en-IN"/>
+        </w:rPr>
+        <w:t>    ]</w:t>
+      </w:r>
+    </w:p>
+    <w:p>
+      <w:pPr>
+        <w:shd w:val="clear" w:color="auto" w:fill="121314"/>
+        <w:spacing w:after="0" w:line="285" w:lineRule="atLeast"/>
+        <w:rPr>
+          <w:rFonts w:ascii="Consolas" w:eastAsia="Times New Roman" w:hAnsi="Consolas" w:cs="Times New Roman"/>
+          <w:color w:val="BBBEBF"/>
+          <w:sz w:val="21"/>
+          <w:szCs w:val="21"/>
+          <w:lang w:val="en-IN" w:eastAsia="en-IN"/>
+        </w:rPr>
+      </w:pPr>
+    </w:p>
+    <w:p>
+      <w:pPr>
+        <w:shd w:val="clear" w:color="auto" w:fill="121314"/>
+        <w:spacing w:after="0" w:line="285" w:lineRule="atLeast"/>
+        <w:rPr>
+          <w:rFonts w:ascii="Consolas" w:eastAsia="Times New Roman" w:hAnsi="Consolas" w:cs="Times New Roman"/>
+          <w:color w:val="BBBEBF"/>
+          <w:sz w:val="21"/>
+          <w:szCs w:val="21"/>
+          <w:lang w:val="en-IN" w:eastAsia="en-IN"/>
+        </w:rPr>
+      </w:pPr>
+      <w:r>
+        <w:rPr>
+          <w:rFonts w:ascii="Consolas" w:eastAsia="Times New Roman" w:hAnsi="Consolas" w:cs="Times New Roman"/>
+          <w:color w:val="FF7B72"/>
+          <w:sz w:val="21"/>
+          <w:szCs w:val="21"/>
+          <w:lang w:val="en-IN" w:eastAsia="en-IN"/>
+        </w:rPr>
+        <w:t>def</w:t>
+      </w:r>
+      <w:r>
+        <w:rPr>
+          <w:rFonts w:ascii="Consolas" w:eastAsia="Times New Roman" w:hAnsi="Consolas" w:cs="Times New Roman"/>
+          <w:color w:val="BBBEBF"/>
+          <w:sz w:val="21"/>
+          <w:szCs w:val="21"/>
+          <w:lang w:val="en-IN" w:eastAsia="en-IN"/>
+        </w:rPr>
+        <w:t xml:space="preserve"> </w:t>
+      </w:r>
+      <w:r>
+        <w:rPr>
+          <w:rFonts w:ascii="Consolas" w:eastAsia="Times New Roman" w:hAnsi="Consolas" w:cs="Times New Roman"/>
+          <w:color w:val="D2A8FF"/>
+          <w:sz w:val="21"/>
+          <w:szCs w:val="21"/>
+          <w:lang w:val="en-IN" w:eastAsia="en-IN"/>
+        </w:rPr>
+        <w:t>apply_discount</w:t>
+      </w:r>
+      <w:r>
+        <w:rPr>
+          <w:rFonts w:ascii="Consolas" w:eastAsia="Times New Roman" w:hAnsi="Consolas" w:cs="Times New Roman"/>
+          <w:color w:val="BBBEBF"/>
+          <w:sz w:val="21"/>
+          <w:szCs w:val="21"/>
+          <w:lang w:val="en-IN" w:eastAsia="en-IN"/>
+        </w:rPr>
+        <w:t>(</w:t>
+      </w:r>
+      <w:r>
+        <w:rPr>
+          <w:rFonts w:ascii="Consolas" w:eastAsia="Times New Roman" w:hAnsi="Consolas" w:cs="Times New Roman"/>
+          <w:color w:val="FFA657"/>
+          <w:sz w:val="21"/>
+          <w:szCs w:val="21"/>
+          <w:lang w:val="en-IN" w:eastAsia="en-IN"/>
+        </w:rPr>
+        <w:t>data</w:t>
+      </w:r>
+      <w:r>
+        <w:rPr>
+          <w:rFonts w:ascii="Consolas" w:eastAsia="Times New Roman" w:hAnsi="Consolas" w:cs="Times New Roman"/>
+          <w:color w:val="BBBEBF"/>
+          <w:sz w:val="21"/>
+          <w:szCs w:val="21"/>
+          <w:lang w:val="en-IN" w:eastAsia="en-IN"/>
+        </w:rPr>
+        <w:t xml:space="preserve">, </w:t>
+      </w:r>
+      <w:r>
+        <w:rPr>
+          <w:rFonts w:ascii="Consolas" w:eastAsia="Times New Roman" w:hAnsi="Consolas" w:cs="Times New Roman"/>
+          <w:color w:val="FFA657"/>
+          <w:sz w:val="21"/>
+          <w:szCs w:val="21"/>
+          <w:lang w:val="en-IN" w:eastAsia="en-IN"/>
+        </w:rPr>
+        <w:t>index</w:t>
+      </w:r>
+      <w:r>
+        <w:rPr>
+          <w:rFonts w:ascii="Consolas" w:eastAsia="Times New Roman" w:hAnsi="Consolas" w:cs="Times New Roman"/>
+          <w:color w:val="BBBEBF"/>
+          <w:sz w:val="21"/>
+          <w:szCs w:val="21"/>
+          <w:lang w:val="en-IN" w:eastAsia="en-IN"/>
+        </w:rPr>
+        <w:t>):</w:t>
+      </w:r>
+    </w:p>
+    <w:p>
+      <w:pPr>
+        <w:shd w:val="clear" w:color="auto" w:fill="121314"/>
+        <w:spacing w:after="0" w:line="285" w:lineRule="atLeast"/>
+        <w:rPr>
+          <w:rFonts w:ascii="Consolas" w:eastAsia="Times New Roman" w:hAnsi="Consolas" w:cs="Times New Roman"/>
+          <w:color w:val="BBBEBF"/>
+          <w:sz w:val="21"/>
+          <w:szCs w:val="21"/>
+          <w:lang w:val="en-IN" w:eastAsia="en-IN"/>
+        </w:rPr>
+      </w:pPr>
+      <w:r>
+        <w:rPr>
+          <w:rFonts w:ascii="Consolas" w:eastAsia="Times New Roman" w:hAnsi="Consolas" w:cs="Times New Roman"/>
+          <w:color w:val="BBBEBF"/>
+          <w:sz w:val="21"/>
+          <w:szCs w:val="21"/>
+          <w:lang w:val="en-IN" w:eastAsia="en-IN"/>
+        </w:rPr>
+        <w:t xml:space="preserve">    </w:t>
+      </w:r>
+      <w:r>
+        <w:rPr>
+          <w:rFonts w:ascii="Consolas" w:eastAsia="Times New Roman" w:hAnsi="Consolas" w:cs="Times New Roman"/>
+          <w:color w:val="C586C0"/>
+          <w:sz w:val="21"/>
+          <w:szCs w:val="21"/>
+          <w:lang w:val="en-IN" w:eastAsia="en-IN"/>
+        </w:rPr>
+        <w:t>for</w:t>
+      </w:r>
+      <w:r>
+        <w:rPr>
+          <w:rFonts w:ascii="Consolas" w:eastAsia="Times New Roman" w:hAnsi="Consolas" w:cs="Times New Roman"/>
+          <w:color w:val="BBBEBF"/>
+          <w:sz w:val="21"/>
+          <w:szCs w:val="21"/>
+          <w:lang w:val="en-IN" w:eastAsia="en-IN"/>
+        </w:rPr>
+        <w:t xml:space="preserve"> </w:t>
+      </w:r>
+      <w:r>
+        <w:rPr>
+          <w:rFonts w:ascii="Consolas" w:eastAsia="Times New Roman" w:hAnsi="Consolas" w:cs="Times New Roman"/>
+          <w:color w:val="C9D1D9"/>
+          <w:sz w:val="21"/>
+          <w:szCs w:val="21"/>
+          <w:lang w:val="en-IN" w:eastAsia="en-IN"/>
+        </w:rPr>
+        <w:t>i</w:t>
+      </w:r>
+      <w:r>
+        <w:rPr>
+          <w:rFonts w:ascii="Consolas" w:eastAsia="Times New Roman" w:hAnsi="Consolas" w:cs="Times New Roman"/>
+          <w:color w:val="BBBEBF"/>
+          <w:sz w:val="21"/>
+          <w:szCs w:val="21"/>
+          <w:lang w:val="en-IN" w:eastAsia="en-IN"/>
+        </w:rPr>
+        <w:t xml:space="preserve"> </w:t>
+      </w:r>
+      <w:r>
+        <w:rPr>
+          <w:rFonts w:ascii="Consolas" w:eastAsia="Times New Roman" w:hAnsi="Consolas" w:cs="Times New Roman"/>
+          <w:color w:val="C586C0"/>
+          <w:sz w:val="21"/>
+          <w:szCs w:val="21"/>
+          <w:lang w:val="en-IN" w:eastAsia="en-IN"/>
+        </w:rPr>
+        <w:t>in</w:t>
+      </w:r>
+      <w:r>
+        <w:rPr>
+          <w:rFonts w:ascii="Consolas" w:eastAsia="Times New Roman" w:hAnsi="Consolas" w:cs="Times New Roman"/>
+          <w:color w:val="BBBEBF"/>
+          <w:sz w:val="21"/>
+          <w:szCs w:val="21"/>
+          <w:lang w:val="en-IN" w:eastAsia="en-IN"/>
+        </w:rPr>
+        <w:t xml:space="preserve"> </w:t>
+      </w:r>
+      <w:r>
+        <w:rPr>
+          <w:rFonts w:ascii="Consolas" w:eastAsia="Times New Roman" w:hAnsi="Consolas" w:cs="Times New Roman"/>
+          <w:color w:val="4EC9B0"/>
+          <w:sz w:val="21"/>
+          <w:szCs w:val="21"/>
+          <w:lang w:val="en-IN" w:eastAsia="en-IN"/>
+        </w:rPr>
+        <w:t>range</w:t>
+      </w:r>
+      <w:r>
+        <w:rPr>
+          <w:rFonts w:ascii="Consolas" w:eastAsia="Times New Roman" w:hAnsi="Consolas" w:cs="Times New Roman"/>
+          <w:color w:val="BBBEBF"/>
+          <w:sz w:val="21"/>
+          <w:szCs w:val="21"/>
+          <w:lang w:val="en-IN" w:eastAsia="en-IN"/>
+        </w:rPr>
+        <w:t>(</w:t>
+      </w:r>
+      <w:r>
+        <w:rPr>
+          <w:rFonts w:ascii="Consolas" w:eastAsia="Times New Roman" w:hAnsi="Consolas" w:cs="Times New Roman"/>
+          <w:color w:val="D2A8FF"/>
+          <w:sz w:val="21"/>
+          <w:szCs w:val="21"/>
+          <w:lang w:val="en-IN" w:eastAsia="en-IN"/>
+        </w:rPr>
+        <w:t>len</w:t>
+      </w:r>
+      <w:r>
+        <w:rPr>
+          <w:rFonts w:ascii="Consolas" w:eastAsia="Times New Roman" w:hAnsi="Consolas" w:cs="Times New Roman"/>
+          <w:color w:val="BBBEBF"/>
+          <w:sz w:val="21"/>
+          <w:szCs w:val="21"/>
+          <w:lang w:val="en-IN" w:eastAsia="en-IN"/>
+        </w:rPr>
+        <w:t>(</w:t>
+      </w:r>
+      <w:r>
+        <w:rPr>
+          <w:rFonts w:ascii="Consolas" w:eastAsia="Times New Roman" w:hAnsi="Consolas" w:cs="Times New Roman"/>
+          <w:color w:val="FFA657"/>
+          <w:sz w:val="21"/>
+          <w:szCs w:val="21"/>
+          <w:lang w:val="en-IN" w:eastAsia="en-IN"/>
+        </w:rPr>
+        <w:t>data</w:t>
+      </w:r>
+      <w:r>
+        <w:rPr>
+          <w:rFonts w:ascii="Consolas" w:eastAsia="Times New Roman" w:hAnsi="Consolas" w:cs="Times New Roman"/>
+          <w:color w:val="BBBEBF"/>
+          <w:sz w:val="21"/>
+          <w:szCs w:val="21"/>
+          <w:lang w:val="en-IN" w:eastAsia="en-IN"/>
+        </w:rPr>
+        <w:t>)):</w:t>
+      </w:r>
+    </w:p>
+    <w:p>
+      <w:pPr>
+        <w:shd w:val="clear" w:color="auto" w:fill="121314"/>
+        <w:spacing w:after="0" w:line="285" w:lineRule="atLeast"/>
+        <w:rPr>
+          <w:rFonts w:ascii="Consolas" w:eastAsia="Times New Roman" w:hAnsi="Consolas" w:cs="Times New Roman"/>
+          <w:color w:val="BBBEBF"/>
+          <w:sz w:val="21"/>
+          <w:szCs w:val="21"/>
+          <w:lang w:val="en-IN" w:eastAsia="en-IN"/>
+        </w:rPr>
+      </w:pPr>
+      <w:r>
+        <w:rPr>
+          <w:rFonts w:ascii="Consolas" w:eastAsia="Times New Roman" w:hAnsi="Consolas" w:cs="Times New Roman"/>
+          <w:color w:val="BBBEBF"/>
+          <w:sz w:val="21"/>
+          <w:szCs w:val="21"/>
+          <w:lang w:val="en-IN" w:eastAsia="en-IN"/>
+        </w:rPr>
+        <w:t xml:space="preserve">        </w:t>
+      </w:r>
+      <w:r>
+        <w:rPr>
+          <w:rFonts w:ascii="Consolas" w:eastAsia="Times New Roman" w:hAnsi="Consolas" w:cs="Times New Roman"/>
+          <w:color w:val="C586C0"/>
+          <w:sz w:val="21"/>
+          <w:szCs w:val="21"/>
+          <w:lang w:val="en-IN" w:eastAsia="en-IN"/>
+        </w:rPr>
+        <w:t>if</w:t>
+      </w:r>
+      <w:r>
+        <w:rPr>
+          <w:rFonts w:ascii="Consolas" w:eastAsia="Times New Roman" w:hAnsi="Consolas" w:cs="Times New Roman"/>
+          <w:color w:val="BBBEBF"/>
+          <w:sz w:val="21"/>
+          <w:szCs w:val="21"/>
+          <w:lang w:val="en-IN" w:eastAsia="en-IN"/>
+        </w:rPr>
+        <w:t xml:space="preserve"> </w:t>
+      </w:r>
+      <w:r>
+        <w:rPr>
+          <w:rFonts w:ascii="Consolas" w:eastAsia="Times New Roman" w:hAnsi="Consolas" w:cs="Times New Roman"/>
+          <w:color w:val="C9D1D9"/>
+          <w:sz w:val="21"/>
+          <w:szCs w:val="21"/>
+          <w:lang w:val="en-IN" w:eastAsia="en-IN"/>
+        </w:rPr>
+        <w:t>i</w:t>
+      </w:r>
+      <w:r>
+        <w:rPr>
+          <w:rFonts w:ascii="Consolas" w:eastAsia="Times New Roman" w:hAnsi="Consolas" w:cs="Times New Roman"/>
+          <w:color w:val="BBBEBF"/>
+          <w:sz w:val="21"/>
+          <w:szCs w:val="21"/>
+          <w:lang w:val="en-IN" w:eastAsia="en-IN"/>
+        </w:rPr>
+        <w:t xml:space="preserve"> </w:t>
+      </w:r>
+      <w:r>
+        <w:rPr>
+          <w:rFonts w:ascii="Consolas" w:eastAsia="Times New Roman" w:hAnsi="Consolas" w:cs="Times New Roman"/>
+          <w:color w:val="D4D4D4"/>
+          <w:sz w:val="21"/>
+          <w:szCs w:val="21"/>
+          <w:lang w:val="en-IN" w:eastAsia="en-IN"/>
+        </w:rPr>
+        <w:t>==</w:t>
+      </w:r>
+      <w:r>
+        <w:rPr>
+          <w:rFonts w:ascii="Consolas" w:eastAsia="Times New Roman" w:hAnsi="Consolas" w:cs="Times New Roman"/>
+          <w:color w:val="BBBEBF"/>
+          <w:sz w:val="21"/>
+          <w:szCs w:val="21"/>
+          <w:lang w:val="en-IN" w:eastAsia="en-IN"/>
+        </w:rPr>
+        <w:t xml:space="preserve"> </w:t>
+      </w:r>
+      <w:r>
+        <w:rPr>
+          <w:rFonts w:ascii="Consolas" w:eastAsia="Times New Roman" w:hAnsi="Consolas" w:cs="Times New Roman"/>
+          <w:color w:val="FFA657"/>
+          <w:sz w:val="21"/>
+          <w:szCs w:val="21"/>
+          <w:lang w:val="en-IN" w:eastAsia="en-IN"/>
+        </w:rPr>
+        <w:t>index</w:t>
+      </w:r>
+      <w:r>
+        <w:rPr>
+          <w:rFonts w:ascii="Consolas" w:eastAsia="Times New Roman" w:hAnsi="Consolas" w:cs="Times New Roman"/>
+          <w:color w:val="BBBEBF"/>
+          <w:sz w:val="21"/>
+          <w:szCs w:val="21"/>
+          <w:lang w:val="en-IN" w:eastAsia="en-IN"/>
+        </w:rPr>
+        <w:t>:</w:t>
+      </w:r>
+    </w:p>
+    <w:p>
+      <w:pPr>
+        <w:shd w:val="clear" w:color="auto" w:fill="121314"/>
+        <w:spacing w:after="0" w:line="285" w:lineRule="atLeast"/>
+        <w:rPr>
+          <w:rFonts w:ascii="Consolas" w:eastAsia="Times New Roman" w:hAnsi="Consolas" w:cs="Times New Roman"/>
+          <w:color w:val="BBBEBF"/>
+          <w:sz w:val="21"/>
+          <w:szCs w:val="21"/>
+          <w:lang w:val="en-IN" w:eastAsia="en-IN"/>
+        </w:rPr>
+      </w:pPr>
+      <w:r>
+        <w:rPr>
+          <w:rFonts w:ascii="Consolas" w:eastAsia="Times New Roman" w:hAnsi="Consolas" w:cs="Times New Roman"/>
+          <w:color w:val="BBBEBF"/>
+          <w:sz w:val="21"/>
+          <w:szCs w:val="21"/>
+          <w:lang w:val="en-IN" w:eastAsia="en-IN"/>
+        </w:rPr>
+        <w:t xml:space="preserve">            </w:t>
+      </w:r>
+      <w:r>
+        <w:rPr>
+          <w:rFonts w:ascii="Consolas" w:eastAsia="Times New Roman" w:hAnsi="Consolas" w:cs="Times New Roman"/>
+          <w:color w:val="FFA657"/>
+          <w:sz w:val="21"/>
+          <w:szCs w:val="21"/>
+          <w:lang w:val="en-IN" w:eastAsia="en-IN"/>
+        </w:rPr>
+        <w:t>data</w:t>
+      </w:r>
+      <w:r>
+        <w:rPr>
+          <w:rFonts w:ascii="Consolas" w:eastAsia="Times New Roman" w:hAnsi="Consolas" w:cs="Times New Roman"/>
+          <w:color w:val="BBBEBF"/>
+          <w:sz w:val="21"/>
+          <w:szCs w:val="21"/>
+          <w:lang w:val="en-IN" w:eastAsia="en-IN"/>
+        </w:rPr>
+        <w:t>[</w:t>
+      </w:r>
+      <w:r>
+        <w:rPr>
+          <w:rFonts w:ascii="Consolas" w:eastAsia="Times New Roman" w:hAnsi="Consolas" w:cs="Times New Roman"/>
+          <w:color w:val="C9D1D9"/>
+          <w:sz w:val="21"/>
+          <w:szCs w:val="21"/>
+          <w:lang w:val="en-IN" w:eastAsia="en-IN"/>
+        </w:rPr>
+        <w:t>i</w:t>
+      </w:r>
+      <w:r>
+        <w:rPr>
+          <w:rFonts w:ascii="Consolas" w:eastAsia="Times New Roman" w:hAnsi="Consolas" w:cs="Times New Roman"/>
+          <w:color w:val="BBBEBF"/>
+          <w:sz w:val="21"/>
+          <w:szCs w:val="21"/>
+          <w:lang w:val="en-IN" w:eastAsia="en-IN"/>
+        </w:rPr>
+        <w:t>][</w:t>
+      </w:r>
+      <w:r>
+        <w:rPr>
+          <w:rFonts w:ascii="Consolas" w:eastAsia="Times New Roman" w:hAnsi="Consolas" w:cs="Times New Roman"/>
+          <w:color w:val="A5D6FF"/>
+          <w:sz w:val="21"/>
+          <w:szCs w:val="21"/>
+          <w:lang w:val="en-IN" w:eastAsia="en-IN"/>
+        </w:rPr>
+        <w:t>"details"</w:t>
+      </w:r>
+      <w:r>
+        <w:rPr>
+          <w:rFonts w:ascii="Consolas" w:eastAsia="Times New Roman" w:hAnsi="Consolas" w:cs="Times New Roman"/>
+          <w:color w:val="BBBEBF"/>
+          <w:sz w:val="21"/>
+          <w:szCs w:val="21"/>
+          <w:lang w:val="en-IN" w:eastAsia="en-IN"/>
+        </w:rPr>
+        <w:t>][</w:t>
+      </w:r>
+      <w:r>
+        <w:rPr>
+          <w:rFonts w:ascii="Consolas" w:eastAsia="Times New Roman" w:hAnsi="Consolas" w:cs="Times New Roman"/>
+          <w:color w:val="A5D6FF"/>
+          <w:sz w:val="21"/>
+          <w:szCs w:val="21"/>
+          <w:lang w:val="en-IN" w:eastAsia="en-IN"/>
+        </w:rPr>
+        <w:t>"price"</w:t>
+      </w:r>
+      <w:r>
+        <w:rPr>
+          <w:rFonts w:ascii="Consolas" w:eastAsia="Times New Roman" w:hAnsi="Consolas" w:cs="Times New Roman"/>
+          <w:color w:val="BBBEBF"/>
+          <w:sz w:val="21"/>
+          <w:szCs w:val="21"/>
+          <w:lang w:val="en-IN" w:eastAsia="en-IN"/>
+        </w:rPr>
+        <w:t xml:space="preserve">] </w:t>
+      </w:r>
+      <w:r>
+        <w:rPr>
+          <w:rFonts w:ascii="Consolas" w:eastAsia="Times New Roman" w:hAnsi="Consolas" w:cs="Times New Roman"/>
+          <w:color w:val="D4D4D4"/>
+          <w:sz w:val="21"/>
+          <w:szCs w:val="21"/>
+          <w:lang w:val="en-IN" w:eastAsia="en-IN"/>
+        </w:rPr>
+        <w:t>*=</w:t>
+      </w:r>
+      <w:r>
+        <w:rPr>
+          <w:rFonts w:ascii="Consolas" w:eastAsia="Times New Roman" w:hAnsi="Consolas" w:cs="Times New Roman"/>
+          <w:color w:val="BBBEBF"/>
+          <w:sz w:val="21"/>
+          <w:szCs w:val="21"/>
+          <w:lang w:val="en-IN" w:eastAsia="en-IN"/>
+        </w:rPr>
+        <w:t xml:space="preserve"> </w:t>
+      </w:r>
+      <w:r>
+        <w:rPr>
+          <w:rFonts w:ascii="Consolas" w:eastAsia="Times New Roman" w:hAnsi="Consolas" w:cs="Times New Roman"/>
+          <w:color w:val="B5CEA8"/>
+          <w:sz w:val="21"/>
+          <w:szCs w:val="21"/>
+          <w:lang w:val="en-IN" w:eastAsia="en-IN"/>
+        </w:rPr>
+        <w:t>0.9</w:t>
+      </w:r>
+    </w:p>
+    <w:p>
+      <w:pPr>
+        <w:shd w:val="clear" w:color="auto" w:fill="121314"/>
+        <w:spacing w:after="0" w:line="285" w:lineRule="atLeast"/>
+        <w:rPr>
+          <w:rFonts w:ascii="Consolas" w:eastAsia="Times New Roman" w:hAnsi="Consolas" w:cs="Times New Roman"/>
+          <w:color w:val="BBBEBF"/>
+          <w:sz w:val="21"/>
+          <w:szCs w:val="21"/>
+          <w:lang w:val="en-IN" w:eastAsia="en-IN"/>
+        </w:rPr>
+      </w:pPr>
+      <w:r>
+        <w:rPr>
+          <w:rFonts w:ascii="Consolas" w:eastAsia="Times New Roman" w:hAnsi="Consolas" w:cs="Times New Roman"/>
+          <w:color w:val="BBBEBF"/>
+          <w:sz w:val="21"/>
+          <w:szCs w:val="21"/>
+          <w:lang w:val="en-IN" w:eastAsia="en-IN"/>
+        </w:rPr>
+        <w:t xml:space="preserve">            </w:t>
+      </w:r>
+      <w:r>
+        <w:rPr>
+          <w:rFonts w:ascii="Consolas" w:eastAsia="Times New Roman" w:hAnsi="Consolas" w:cs="Times New Roman"/>
+          <w:color w:val="FFA657"/>
+          <w:sz w:val="21"/>
+          <w:szCs w:val="21"/>
+          <w:lang w:val="en-IN" w:eastAsia="en-IN"/>
+        </w:rPr>
+        <w:t>data</w:t>
+      </w:r>
+      <w:r>
+        <w:rPr>
+          <w:rFonts w:ascii="Consolas" w:eastAsia="Times New Roman" w:hAnsi="Consolas" w:cs="Times New Roman"/>
+          <w:color w:val="BBBEBF"/>
+          <w:sz w:val="21"/>
+          <w:szCs w:val="21"/>
+          <w:lang w:val="en-IN" w:eastAsia="en-IN"/>
+        </w:rPr>
+        <w:t>[</w:t>
+      </w:r>
+      <w:r>
+        <w:rPr>
+          <w:rFonts w:ascii="Consolas" w:eastAsia="Times New Roman" w:hAnsi="Consolas" w:cs="Times New Roman"/>
+          <w:color w:val="C9D1D9"/>
+          <w:sz w:val="21"/>
+          <w:szCs w:val="21"/>
+          <w:lang w:val="en-IN" w:eastAsia="en-IN"/>
+        </w:rPr>
+        <w:t>i</w:t>
+      </w:r>
+      <w:r>
+        <w:rPr>
+          <w:rFonts w:ascii="Consolas" w:eastAsia="Times New Roman" w:hAnsi="Consolas" w:cs="Times New Roman"/>
+          <w:color w:val="BBBEBF"/>
+          <w:sz w:val="21"/>
+          <w:szCs w:val="21"/>
+          <w:lang w:val="en-IN" w:eastAsia="en-IN"/>
+        </w:rPr>
+        <w:t>][</w:t>
+      </w:r>
+      <w:r>
+        <w:rPr>
+          <w:rFonts w:ascii="Consolas" w:eastAsia="Times New Roman" w:hAnsi="Consolas" w:cs="Times New Roman"/>
+          <w:color w:val="A5D6FF"/>
+          <w:sz w:val="21"/>
+          <w:szCs w:val="21"/>
+          <w:lang w:val="en-IN" w:eastAsia="en-IN"/>
+        </w:rPr>
+        <w:t>"details"</w:t>
+      </w:r>
+      <w:r>
+        <w:rPr>
+          <w:rFonts w:ascii="Consolas" w:eastAsia="Times New Roman" w:hAnsi="Consolas" w:cs="Times New Roman"/>
+          <w:color w:val="BBBEBF"/>
+          <w:sz w:val="21"/>
+          <w:szCs w:val="21"/>
+          <w:lang w:val="en-IN" w:eastAsia="en-IN"/>
+        </w:rPr>
+        <w:t>][</w:t>
+      </w:r>
+      <w:r>
+        <w:rPr>
+          <w:rFonts w:ascii="Consolas" w:eastAsia="Times New Roman" w:hAnsi="Consolas" w:cs="Times New Roman"/>
+          <w:color w:val="A5D6FF"/>
+          <w:sz w:val="21"/>
+          <w:szCs w:val="21"/>
+          <w:lang w:val="en-IN" w:eastAsia="en-IN"/>
+        </w:rPr>
+        <w:t>"stock"</w:t>
+      </w:r>
+      <w:r>
+        <w:rPr>
+          <w:rFonts w:ascii="Consolas" w:eastAsia="Times New Roman" w:hAnsi="Consolas" w:cs="Times New Roman"/>
+          <w:color w:val="BBBEBF"/>
+          <w:sz w:val="21"/>
+          <w:szCs w:val="21"/>
+          <w:lang w:val="en-IN" w:eastAsia="en-IN"/>
+        </w:rPr>
+        <w:t xml:space="preserve">] </w:t>
+      </w:r>
+      <w:r>
+        <w:rPr>
+          <w:rFonts w:ascii="Consolas" w:eastAsia="Times New Roman" w:hAnsi="Consolas" w:cs="Times New Roman"/>
+          <w:color w:val="D4D4D4"/>
+          <w:sz w:val="21"/>
+          <w:szCs w:val="21"/>
+          <w:lang w:val="en-IN" w:eastAsia="en-IN"/>
+        </w:rPr>
+        <w:t>+=</w:t>
+      </w:r>
+      <w:r>
+        <w:rPr>
+          <w:rFonts w:ascii="Consolas" w:eastAsia="Times New Roman" w:hAnsi="Consolas" w:cs="Times New Roman"/>
+          <w:color w:val="BBBEBF"/>
+          <w:sz w:val="21"/>
+          <w:szCs w:val="21"/>
+          <w:lang w:val="en-IN" w:eastAsia="en-IN"/>
+        </w:rPr>
+        <w:t xml:space="preserve"> </w:t>
+      </w:r>
+      <w:r>
+        <w:rPr>
+          <w:rFonts w:ascii="Consolas" w:eastAsia="Times New Roman" w:hAnsi="Consolas" w:cs="Times New Roman"/>
+          <w:color w:val="B5CEA8"/>
+          <w:sz w:val="21"/>
+          <w:szCs w:val="21"/>
+          <w:lang w:val="en-IN" w:eastAsia="en-IN"/>
+        </w:rPr>
+        <w:t>5</w:t>
+      </w:r>
+    </w:p>
+    <w:p>
+      <w:pPr>
+        <w:shd w:val="clear" w:color="auto" w:fill="121314"/>
+        <w:spacing w:after="0" w:line="285" w:lineRule="atLeast"/>
+        <w:rPr>
+          <w:rFonts w:ascii="Consolas" w:eastAsia="Times New Roman" w:hAnsi="Consolas" w:cs="Times New Roman"/>
+          <w:color w:val="BBBEBF"/>
+          <w:sz w:val="21"/>
+          <w:szCs w:val="21"/>
+          <w:lang w:val="en-IN" w:eastAsia="en-IN"/>
+        </w:rPr>
+      </w:pPr>
+    </w:p>
+    <w:p>
+      <w:pPr>
+        <w:shd w:val="clear" w:color="auto" w:fill="121314"/>
+        <w:spacing w:after="0" w:line="285" w:lineRule="atLeast"/>
+        <w:rPr>
+          <w:rFonts w:ascii="Consolas" w:eastAsia="Times New Roman" w:hAnsi="Consolas" w:cs="Times New Roman"/>
+          <w:color w:val="BBBEBF"/>
+          <w:sz w:val="21"/>
+          <w:szCs w:val="21"/>
+          <w:lang w:val="en-IN" w:eastAsia="en-IN"/>
+        </w:rPr>
+      </w:pPr>
+      <w:r>
+        <w:rPr>
+          <w:rFonts w:ascii="Consolas" w:eastAsia="Times New Roman" w:hAnsi="Consolas" w:cs="Times New Roman"/>
+          <w:color w:val="FF7B72"/>
+          <w:sz w:val="21"/>
+          <w:szCs w:val="21"/>
+          <w:lang w:val="en-IN" w:eastAsia="en-IN"/>
+        </w:rPr>
+        <w:t>def</w:t>
+      </w:r>
+      <w:r>
+        <w:rPr>
+          <w:rFonts w:ascii="Consolas" w:eastAsia="Times New Roman" w:hAnsi="Consolas" w:cs="Times New Roman"/>
+          <w:color w:val="BBBEBF"/>
+          <w:sz w:val="21"/>
+          <w:szCs w:val="21"/>
+          <w:lang w:val="en-IN" w:eastAsia="en-IN"/>
+        </w:rPr>
+        <w:t xml:space="preserve"> </w:t>
+      </w:r>
+      <w:r>
+        <w:rPr>
+          <w:rFonts w:ascii="Consolas" w:eastAsia="Times New Roman" w:hAnsi="Consolas" w:cs="Times New Roman"/>
+          <w:color w:val="D2A8FF"/>
+          <w:sz w:val="21"/>
+          <w:szCs w:val="21"/>
+          <w:lang w:val="en-IN" w:eastAsia="en-IN"/>
+        </w:rPr>
+        <w:t>compare_data</w:t>
+      </w:r>
+      <w:r>
+        <w:rPr>
+          <w:rFonts w:ascii="Consolas" w:eastAsia="Times New Roman" w:hAnsi="Consolas" w:cs="Times New Roman"/>
+          <w:color w:val="BBBEBF"/>
+          <w:sz w:val="21"/>
+          <w:szCs w:val="21"/>
+          <w:lang w:val="en-IN" w:eastAsia="en-IN"/>
+        </w:rPr>
+        <w:t>(</w:t>
+      </w:r>
+      <w:r>
+        <w:rPr>
+          <w:rFonts w:ascii="Consolas" w:eastAsia="Times New Roman" w:hAnsi="Consolas" w:cs="Times New Roman"/>
+          <w:color w:val="FFA657"/>
+          <w:sz w:val="21"/>
+          <w:szCs w:val="21"/>
+          <w:lang w:val="en-IN" w:eastAsia="en-IN"/>
+        </w:rPr>
+        <w:t>original</w:t>
+      </w:r>
+      <w:r>
+        <w:rPr>
+          <w:rFonts w:ascii="Consolas" w:eastAsia="Times New Roman" w:hAnsi="Consolas" w:cs="Times New Roman"/>
+          <w:color w:val="BBBEBF"/>
+          <w:sz w:val="21"/>
+          <w:szCs w:val="21"/>
+          <w:lang w:val="en-IN" w:eastAsia="en-IN"/>
+        </w:rPr>
+        <w:t xml:space="preserve">, </w:t>
+      </w:r>
+      <w:r>
+        <w:rPr>
+          <w:rFonts w:ascii="Consolas" w:eastAsia="Times New Roman" w:hAnsi="Consolas" w:cs="Times New Roman"/>
+          <w:color w:val="FFA657"/>
+          <w:sz w:val="21"/>
+          <w:szCs w:val="21"/>
+          <w:lang w:val="en-IN" w:eastAsia="en-IN"/>
+        </w:rPr>
+        <w:t>modified</w:t>
+      </w:r>
+      <w:r>
+        <w:rPr>
+          <w:rFonts w:ascii="Consolas" w:eastAsia="Times New Roman" w:hAnsi="Consolas" w:cs="Times New Roman"/>
+          <w:color w:val="BBBEBF"/>
+          <w:sz w:val="21"/>
+          <w:szCs w:val="21"/>
+          <w:lang w:val="en-IN" w:eastAsia="en-IN"/>
+        </w:rPr>
+        <w:t>):</w:t>
+      </w:r>
+    </w:p>
+    <w:p>
+      <w:pPr>
+        <w:shd w:val="clear" w:color="auto" w:fill="121314"/>
+        <w:spacing w:after="0" w:line="285" w:lineRule="atLeast"/>
+        <w:rPr>
+          <w:rFonts w:ascii="Consolas" w:eastAsia="Times New Roman" w:hAnsi="Consolas" w:cs="Times New Roman"/>
+          <w:color w:val="BBBEBF"/>
+          <w:sz w:val="21"/>
+          <w:szCs w:val="21"/>
+          <w:lang w:val="en-IN" w:eastAsia="en-IN"/>
+        </w:rPr>
+      </w:pPr>
+      <w:r>
+        <w:rPr>
+          <w:rFonts w:ascii="Consolas" w:eastAsia="Times New Roman" w:hAnsi="Consolas" w:cs="Times New Roman"/>
+          <w:color w:val="BBBEBF"/>
+          <w:sz w:val="21"/>
+          <w:szCs w:val="21"/>
+          <w:lang w:val="en-IN" w:eastAsia="en-IN"/>
+        </w:rPr>
+        <w:t xml:space="preserve">    </w:t>
+      </w:r>
+      <w:r>
+        <w:rPr>
+          <w:rFonts w:ascii="Consolas" w:eastAsia="Times New Roman" w:hAnsi="Consolas" w:cs="Times New Roman"/>
+          <w:color w:val="C9D1D9"/>
+          <w:sz w:val="21"/>
+          <w:szCs w:val="21"/>
+          <w:lang w:val="en-IN" w:eastAsia="en-IN"/>
+        </w:rPr>
+        <w:t>changed</w:t>
+      </w:r>
+      <w:r>
+        <w:rPr>
+          <w:rFonts w:ascii="Consolas" w:eastAsia="Times New Roman" w:hAnsi="Consolas" w:cs="Times New Roman"/>
+          <w:color w:val="BBBEBF"/>
+          <w:sz w:val="21"/>
+          <w:szCs w:val="21"/>
+          <w:lang w:val="en-IN" w:eastAsia="en-IN"/>
+        </w:rPr>
+        <w:t xml:space="preserve"> </w:t>
+      </w:r>
+      <w:r>
+        <w:rPr>
+          <w:rFonts w:ascii="Consolas" w:eastAsia="Times New Roman" w:hAnsi="Consolas" w:cs="Times New Roman"/>
+          <w:color w:val="D4D4D4"/>
+          <w:sz w:val="21"/>
+          <w:szCs w:val="21"/>
+          <w:lang w:val="en-IN" w:eastAsia="en-IN"/>
+        </w:rPr>
+        <w:t>=</w:t>
+      </w:r>
+      <w:r>
+        <w:rPr>
+          <w:rFonts w:ascii="Consolas" w:eastAsia="Times New Roman" w:hAnsi="Consolas" w:cs="Times New Roman"/>
+          <w:color w:val="BBBEBF"/>
+          <w:sz w:val="21"/>
+          <w:szCs w:val="21"/>
+          <w:lang w:val="en-IN" w:eastAsia="en-IN"/>
+        </w:rPr>
+        <w:t xml:space="preserve"> </w:t>
+      </w:r>
+      <w:r>
+        <w:rPr>
+          <w:rFonts w:ascii="Consolas" w:eastAsia="Times New Roman" w:hAnsi="Consolas" w:cs="Times New Roman"/>
+          <w:color w:val="B5CEA8"/>
+          <w:sz w:val="21"/>
+          <w:szCs w:val="21"/>
+          <w:lang w:val="en-IN" w:eastAsia="en-IN"/>
+        </w:rPr>
+        <w:t>0</w:t>
+      </w:r>
+    </w:p>
+    <w:p>
+      <w:pPr>
+        <w:shd w:val="clear" w:color="auto" w:fill="121314"/>
+        <w:spacing w:after="0" w:line="285" w:lineRule="atLeast"/>
+        <w:rPr>
+          <w:rFonts w:ascii="Consolas" w:eastAsia="Times New Roman" w:hAnsi="Consolas" w:cs="Times New Roman"/>
+          <w:color w:val="BBBEBF"/>
+          <w:sz w:val="21"/>
+          <w:szCs w:val="21"/>
+          <w:lang w:val="en-IN" w:eastAsia="en-IN"/>
+        </w:rPr>
+      </w:pPr>
+      <w:r>
+        <w:rPr>
+          <w:rFonts w:ascii="Consolas" w:eastAsia="Times New Roman" w:hAnsi="Consolas" w:cs="Times New Roman"/>
+          <w:color w:val="BBBEBF"/>
+          <w:sz w:val="21"/>
+          <w:szCs w:val="21"/>
+          <w:lang w:val="en-IN" w:eastAsia="en-IN"/>
+        </w:rPr>
+        <w:t xml:space="preserve">    </w:t>
+      </w:r>
+      <w:r>
+        <w:rPr>
+          <w:rFonts w:ascii="Consolas" w:eastAsia="Times New Roman" w:hAnsi="Consolas" w:cs="Times New Roman"/>
+          <w:color w:val="C9D1D9"/>
+          <w:sz w:val="21"/>
+          <w:szCs w:val="21"/>
+          <w:lang w:val="en-IN" w:eastAsia="en-IN"/>
+        </w:rPr>
+        <w:t>unchanged</w:t>
+      </w:r>
+      <w:r>
+        <w:rPr>
+          <w:rFonts w:ascii="Consolas" w:eastAsia="Times New Roman" w:hAnsi="Consolas" w:cs="Times New Roman"/>
+          <w:color w:val="BBBEBF"/>
+          <w:sz w:val="21"/>
+          <w:szCs w:val="21"/>
+          <w:lang w:val="en-IN" w:eastAsia="en-IN"/>
+        </w:rPr>
+        <w:t xml:space="preserve"> </w:t>
+      </w:r>
+      <w:r>
+        <w:rPr>
+          <w:rFonts w:ascii="Consolas" w:eastAsia="Times New Roman" w:hAnsi="Consolas" w:cs="Times New Roman"/>
+          <w:color w:val="D4D4D4"/>
+          <w:sz w:val="21"/>
+          <w:szCs w:val="21"/>
+          <w:lang w:val="en-IN" w:eastAsia="en-IN"/>
+        </w:rPr>
+        <w:t>=</w:t>
+      </w:r>
+      <w:r>
+        <w:rPr>
+          <w:rFonts w:ascii="Consolas" w:eastAsia="Times New Roman" w:hAnsi="Consolas" w:cs="Times New Roman"/>
+          <w:color w:val="BBBEBF"/>
+          <w:sz w:val="21"/>
+          <w:szCs w:val="21"/>
+          <w:lang w:val="en-IN" w:eastAsia="en-IN"/>
+        </w:rPr>
+        <w:t xml:space="preserve"> </w:t>
+      </w:r>
+      <w:r>
+        <w:rPr>
+          <w:rFonts w:ascii="Consolas" w:eastAsia="Times New Roman" w:hAnsi="Consolas" w:cs="Times New Roman"/>
+          <w:color w:val="B5CEA8"/>
+          <w:sz w:val="21"/>
+          <w:szCs w:val="21"/>
+          <w:lang w:val="en-IN" w:eastAsia="en-IN"/>
+        </w:rPr>
+        <w:t>0</w:t>
+      </w:r>
+    </w:p>
+    <w:p>
+      <w:pPr>
+        <w:shd w:val="clear" w:color="auto" w:fill="121314"/>
+        <w:spacing w:after="0" w:line="285" w:lineRule="atLeast"/>
+        <w:rPr>
+          <w:rFonts w:ascii="Consolas" w:eastAsia="Times New Roman" w:hAnsi="Consolas" w:cs="Times New Roman"/>
+          <w:color w:val="BBBEBF"/>
+          <w:sz w:val="21"/>
+          <w:szCs w:val="21"/>
+          <w:lang w:val="en-IN" w:eastAsia="en-IN"/>
+        </w:rPr>
+      </w:pPr>
+      <w:r>
+        <w:rPr>
+          <w:rFonts w:ascii="Consolas" w:eastAsia="Times New Roman" w:hAnsi="Consolas" w:cs="Times New Roman"/>
+          <w:color w:val="BBBEBF"/>
+          <w:sz w:val="21"/>
+          <w:szCs w:val="21"/>
+          <w:lang w:val="en-IN" w:eastAsia="en-IN"/>
+        </w:rPr>
+        <w:t xml:space="preserve">    </w:t>
+      </w:r>
+      <w:r>
+        <w:rPr>
+          <w:rFonts w:ascii="Consolas" w:eastAsia="Times New Roman" w:hAnsi="Consolas" w:cs="Times New Roman"/>
+          <w:color w:val="C586C0"/>
+          <w:sz w:val="21"/>
+          <w:szCs w:val="21"/>
+          <w:lang w:val="en-IN" w:eastAsia="en-IN"/>
+        </w:rPr>
+        <w:t>for</w:t>
+      </w:r>
+      <w:r>
+        <w:rPr>
+          <w:rFonts w:ascii="Consolas" w:eastAsia="Times New Roman" w:hAnsi="Consolas" w:cs="Times New Roman"/>
+          <w:color w:val="BBBEBF"/>
+          <w:sz w:val="21"/>
+          <w:szCs w:val="21"/>
+          <w:lang w:val="en-IN" w:eastAsia="en-IN"/>
+        </w:rPr>
+        <w:t xml:space="preserve"> </w:t>
+      </w:r>
+      <w:r>
+        <w:rPr>
+          <w:rFonts w:ascii="Consolas" w:eastAsia="Times New Roman" w:hAnsi="Consolas" w:cs="Times New Roman"/>
+          <w:color w:val="C9D1D9"/>
+          <w:sz w:val="21"/>
+          <w:szCs w:val="21"/>
+          <w:lang w:val="en-IN" w:eastAsia="en-IN"/>
+        </w:rPr>
+        <w:t>i</w:t>
+      </w:r>
+      <w:r>
+        <w:rPr>
+          <w:rFonts w:ascii="Consolas" w:eastAsia="Times New Roman" w:hAnsi="Consolas" w:cs="Times New Roman"/>
+          <w:color w:val="BBBEBF"/>
+          <w:sz w:val="21"/>
+          <w:szCs w:val="21"/>
+          <w:lang w:val="en-IN" w:eastAsia="en-IN"/>
+        </w:rPr>
+        <w:t xml:space="preserve"> </w:t>
+      </w:r>
+      <w:r>
+        <w:rPr>
+          <w:rFonts w:ascii="Consolas" w:eastAsia="Times New Roman" w:hAnsi="Consolas" w:cs="Times New Roman"/>
+          <w:color w:val="C586C0"/>
+          <w:sz w:val="21"/>
+          <w:szCs w:val="21"/>
+          <w:lang w:val="en-IN" w:eastAsia="en-IN"/>
+        </w:rPr>
+        <w:t>in</w:t>
+      </w:r>
+      <w:r>
+        <w:rPr>
+          <w:rFonts w:ascii="Consolas" w:eastAsia="Times New Roman" w:hAnsi="Consolas" w:cs="Times New Roman"/>
+          <w:color w:val="BBBEBF"/>
+          <w:sz w:val="21"/>
+          <w:szCs w:val="21"/>
+          <w:lang w:val="en-IN" w:eastAsia="en-IN"/>
+        </w:rPr>
+        <w:t xml:space="preserve"> </w:t>
+      </w:r>
+      <w:r>
+        <w:rPr>
+          <w:rFonts w:ascii="Consolas" w:eastAsia="Times New Roman" w:hAnsi="Consolas" w:cs="Times New Roman"/>
+          <w:color w:val="4EC9B0"/>
+          <w:sz w:val="21"/>
+          <w:szCs w:val="21"/>
+          <w:lang w:val="en-IN" w:eastAsia="en-IN"/>
+        </w:rPr>
+        <w:t>range</w:t>
+      </w:r>
+      <w:r>
+        <w:rPr>
+          <w:rFonts w:ascii="Consolas" w:eastAsia="Times New Roman" w:hAnsi="Consolas" w:cs="Times New Roman"/>
+          <w:color w:val="BBBEBF"/>
+          <w:sz w:val="21"/>
+          <w:szCs w:val="21"/>
+          <w:lang w:val="en-IN" w:eastAsia="en-IN"/>
+        </w:rPr>
+        <w:t>(</w:t>
+      </w:r>
+      <w:r>
+        <w:rPr>
+          <w:rFonts w:ascii="Consolas" w:eastAsia="Times New Roman" w:hAnsi="Consolas" w:cs="Times New Roman"/>
+          <w:color w:val="D2A8FF"/>
+          <w:sz w:val="21"/>
+          <w:szCs w:val="21"/>
+          <w:lang w:val="en-IN" w:eastAsia="en-IN"/>
+        </w:rPr>
+        <w:t>len</w:t>
+      </w:r>
+      <w:r>
+        <w:rPr>
+          <w:rFonts w:ascii="Consolas" w:eastAsia="Times New Roman" w:hAnsi="Consolas" w:cs="Times New Roman"/>
+          <w:color w:val="BBBEBF"/>
+          <w:sz w:val="21"/>
+          <w:szCs w:val="21"/>
+          <w:lang w:val="en-IN" w:eastAsia="en-IN"/>
+        </w:rPr>
+        <w:t>(</w:t>
+      </w:r>
+      <w:r>
+        <w:rPr>
+          <w:rFonts w:ascii="Consolas" w:eastAsia="Times New Roman" w:hAnsi="Consolas" w:cs="Times New Roman"/>
+          <w:color w:val="FFA657"/>
+          <w:sz w:val="21"/>
+          <w:szCs w:val="21"/>
+          <w:lang w:val="en-IN" w:eastAsia="en-IN"/>
+        </w:rPr>
+        <w:t>original</w:t>
+      </w:r>
+      <w:r>
+        <w:rPr>
+          <w:rFonts w:ascii="Consolas" w:eastAsia="Times New Roman" w:hAnsi="Consolas" w:cs="Times New Roman"/>
+          <w:color w:val="BBBEBF"/>
+          <w:sz w:val="21"/>
+          <w:szCs w:val="21"/>
+          <w:lang w:val="en-IN" w:eastAsia="en-IN"/>
+        </w:rPr>
+        <w:t>)):</w:t>
+      </w:r>
+    </w:p>
+    <w:p>
+      <w:pPr>
+        <w:shd w:val="clear" w:color="auto" w:fill="121314"/>
+        <w:spacing w:after="0" w:line="285" w:lineRule="atLeast"/>
+        <w:rPr>
+          <w:rFonts w:ascii="Consolas" w:eastAsia="Times New Roman" w:hAnsi="Consolas" w:cs="Times New Roman"/>
+          <w:color w:val="BBBEBF"/>
+          <w:sz w:val="21"/>
+          <w:szCs w:val="21"/>
+          <w:lang w:val="en-IN" w:eastAsia="en-IN"/>
+        </w:rPr>
+      </w:pPr>
+      <w:r>
+        <w:rPr>
+          <w:rFonts w:ascii="Consolas" w:eastAsia="Times New Roman" w:hAnsi="Consolas" w:cs="Times New Roman"/>
+          <w:color w:val="BBBEBF"/>
+          <w:sz w:val="21"/>
+          <w:szCs w:val="21"/>
+          <w:lang w:val="en-IN" w:eastAsia="en-IN"/>
+        </w:rPr>
+        <w:lastRenderedPageBreak/>
+        <w:t xml:space="preserve">        </w:t>
+      </w:r>
+      <w:r>
+        <w:rPr>
+          <w:rFonts w:ascii="Consolas" w:eastAsia="Times New Roman" w:hAnsi="Consolas" w:cs="Times New Roman"/>
+          <w:color w:val="C586C0"/>
+          <w:sz w:val="21"/>
+          <w:szCs w:val="21"/>
+          <w:lang w:val="en-IN" w:eastAsia="en-IN"/>
+        </w:rPr>
+        <w:t>if</w:t>
+      </w:r>
+      <w:r>
+        <w:rPr>
+          <w:rFonts w:ascii="Consolas" w:eastAsia="Times New Roman" w:hAnsi="Consolas" w:cs="Times New Roman"/>
+          <w:color w:val="BBBEBF"/>
+          <w:sz w:val="21"/>
+          <w:szCs w:val="21"/>
+          <w:lang w:val="en-IN" w:eastAsia="en-IN"/>
+        </w:rPr>
+        <w:t xml:space="preserve"> </w:t>
+      </w:r>
+      <w:r>
+        <w:rPr>
+          <w:rFonts w:ascii="Consolas" w:eastAsia="Times New Roman" w:hAnsi="Consolas" w:cs="Times New Roman"/>
+          <w:color w:val="FFA657"/>
+          <w:sz w:val="21"/>
+          <w:szCs w:val="21"/>
+          <w:lang w:val="en-IN" w:eastAsia="en-IN"/>
+        </w:rPr>
+        <w:t>original</w:t>
+      </w:r>
+      <w:r>
+        <w:rPr>
+          <w:rFonts w:ascii="Consolas" w:eastAsia="Times New Roman" w:hAnsi="Consolas" w:cs="Times New Roman"/>
+          <w:color w:val="BBBEBF"/>
+          <w:sz w:val="21"/>
+          <w:szCs w:val="21"/>
+          <w:lang w:val="en-IN" w:eastAsia="en-IN"/>
+        </w:rPr>
+        <w:t>[</w:t>
+      </w:r>
+      <w:r>
+        <w:rPr>
+          <w:rFonts w:ascii="Consolas" w:eastAsia="Times New Roman" w:hAnsi="Consolas" w:cs="Times New Roman"/>
+          <w:color w:val="C9D1D9"/>
+          <w:sz w:val="21"/>
+          <w:szCs w:val="21"/>
+          <w:lang w:val="en-IN" w:eastAsia="en-IN"/>
+        </w:rPr>
+        <w:t>i</w:t>
+      </w:r>
+      <w:r>
+        <w:rPr>
+          <w:rFonts w:ascii="Consolas" w:eastAsia="Times New Roman" w:hAnsi="Consolas" w:cs="Times New Roman"/>
+          <w:color w:val="BBBEBF"/>
+          <w:sz w:val="21"/>
+          <w:szCs w:val="21"/>
+          <w:lang w:val="en-IN" w:eastAsia="en-IN"/>
+        </w:rPr>
+        <w:t xml:space="preserve">] </w:t>
+      </w:r>
+      <w:r>
+        <w:rPr>
+          <w:rFonts w:ascii="Consolas" w:eastAsia="Times New Roman" w:hAnsi="Consolas" w:cs="Times New Roman"/>
+          <w:color w:val="D4D4D4"/>
+          <w:sz w:val="21"/>
+          <w:szCs w:val="21"/>
+          <w:lang w:val="en-IN" w:eastAsia="en-IN"/>
+        </w:rPr>
+        <w:t>!=</w:t>
+      </w:r>
+      <w:r>
+        <w:rPr>
+          <w:rFonts w:ascii="Consolas" w:eastAsia="Times New Roman" w:hAnsi="Consolas" w:cs="Times New Roman"/>
+          <w:color w:val="BBBEBF"/>
+          <w:sz w:val="21"/>
+          <w:szCs w:val="21"/>
+          <w:lang w:val="en-IN" w:eastAsia="en-IN"/>
+        </w:rPr>
+        <w:t xml:space="preserve"> </w:t>
+      </w:r>
+      <w:r>
+        <w:rPr>
+          <w:rFonts w:ascii="Consolas" w:eastAsia="Times New Roman" w:hAnsi="Consolas" w:cs="Times New Roman"/>
+          <w:color w:val="FFA657"/>
+          <w:sz w:val="21"/>
+          <w:szCs w:val="21"/>
+          <w:lang w:val="en-IN" w:eastAsia="en-IN"/>
+        </w:rPr>
+        <w:t>modified</w:t>
+      </w:r>
+      <w:r>
+        <w:rPr>
+          <w:rFonts w:ascii="Consolas" w:eastAsia="Times New Roman" w:hAnsi="Consolas" w:cs="Times New Roman"/>
+          <w:color w:val="BBBEBF"/>
+          <w:sz w:val="21"/>
+          <w:szCs w:val="21"/>
+          <w:lang w:val="en-IN" w:eastAsia="en-IN"/>
+        </w:rPr>
+        <w:t>[</w:t>
+      </w:r>
+      <w:r>
+        <w:rPr>
+          <w:rFonts w:ascii="Consolas" w:eastAsia="Times New Roman" w:hAnsi="Consolas" w:cs="Times New Roman"/>
+          <w:color w:val="C9D1D9"/>
+          <w:sz w:val="21"/>
+          <w:szCs w:val="21"/>
+          <w:lang w:val="en-IN" w:eastAsia="en-IN"/>
+        </w:rPr>
+        <w:t>i</w:t>
+      </w:r>
+      <w:r>
+        <w:rPr>
+          <w:rFonts w:ascii="Consolas" w:eastAsia="Times New Roman" w:hAnsi="Consolas" w:cs="Times New Roman"/>
+          <w:color w:val="BBBEBF"/>
+          <w:sz w:val="21"/>
+          <w:szCs w:val="21"/>
+          <w:lang w:val="en-IN" w:eastAsia="en-IN"/>
+        </w:rPr>
+        <w:t>]:</w:t>
+      </w:r>
+    </w:p>
+    <w:p>
+      <w:pPr>
+        <w:shd w:val="clear" w:color="auto" w:fill="121314"/>
+        <w:spacing w:after="0" w:line="285" w:lineRule="atLeast"/>
+        <w:rPr>
+          <w:rFonts w:ascii="Consolas" w:eastAsia="Times New Roman" w:hAnsi="Consolas" w:cs="Times New Roman"/>
+          <w:color w:val="BBBEBF"/>
+          <w:sz w:val="21"/>
+          <w:szCs w:val="21"/>
+          <w:lang w:val="en-IN" w:eastAsia="en-IN"/>
+        </w:rPr>
+      </w:pPr>
+      <w:r>
+        <w:rPr>
+          <w:rFonts w:ascii="Consolas" w:eastAsia="Times New Roman" w:hAnsi="Consolas" w:cs="Times New Roman"/>
+          <w:color w:val="BBBEBF"/>
+          <w:sz w:val="21"/>
+          <w:szCs w:val="21"/>
+          <w:lang w:val="en-IN" w:eastAsia="en-IN"/>
+        </w:rPr>
+        <w:t xml:space="preserve">            </w:t>
+      </w:r>
+      <w:r>
+        <w:rPr>
+          <w:rFonts w:ascii="Consolas" w:eastAsia="Times New Roman" w:hAnsi="Consolas" w:cs="Times New Roman"/>
+          <w:color w:val="C9D1D9"/>
+          <w:sz w:val="21"/>
+          <w:szCs w:val="21"/>
+          <w:lang w:val="en-IN" w:eastAsia="en-IN"/>
+        </w:rPr>
+        <w:t>changed</w:t>
+      </w:r>
+      <w:r>
+        <w:rPr>
+          <w:rFonts w:ascii="Consolas" w:eastAsia="Times New Roman" w:hAnsi="Consolas" w:cs="Times New Roman"/>
+          <w:color w:val="BBBEBF"/>
+          <w:sz w:val="21"/>
+          <w:szCs w:val="21"/>
+          <w:lang w:val="en-IN" w:eastAsia="en-IN"/>
+        </w:rPr>
+        <w:t xml:space="preserve"> </w:t>
+      </w:r>
+      <w:r>
+        <w:rPr>
+          <w:rFonts w:ascii="Consolas" w:eastAsia="Times New Roman" w:hAnsi="Consolas" w:cs="Times New Roman"/>
+          <w:color w:val="D4D4D4"/>
+          <w:sz w:val="21"/>
+          <w:szCs w:val="21"/>
+          <w:lang w:val="en-IN" w:eastAsia="en-IN"/>
+        </w:rPr>
+        <w:t>+=</w:t>
+      </w:r>
+      <w:r>
+        <w:rPr>
+          <w:rFonts w:ascii="Consolas" w:eastAsia="Times New Roman" w:hAnsi="Consolas" w:cs="Times New Roman"/>
+          <w:color w:val="BBBEBF"/>
+          <w:sz w:val="21"/>
+          <w:szCs w:val="21"/>
+          <w:lang w:val="en-IN" w:eastAsia="en-IN"/>
+        </w:rPr>
+        <w:t xml:space="preserve"> </w:t>
+      </w:r>
+      <w:r>
+        <w:rPr>
+          <w:rFonts w:ascii="Consolas" w:eastAsia="Times New Roman" w:hAnsi="Consolas" w:cs="Times New Roman"/>
+          <w:color w:val="B5CEA8"/>
+          <w:sz w:val="21"/>
+          <w:szCs w:val="21"/>
+          <w:lang w:val="en-IN" w:eastAsia="en-IN"/>
+        </w:rPr>
+        <w:t>1</w:t>
+      </w:r>
+    </w:p>
+    <w:p>
+      <w:pPr>
+        <w:shd w:val="clear" w:color="auto" w:fill="121314"/>
+        <w:spacing w:after="0" w:line="285" w:lineRule="atLeast"/>
+        <w:rPr>
+          <w:rFonts w:ascii="Consolas" w:eastAsia="Times New Roman" w:hAnsi="Consolas" w:cs="Times New Roman"/>
+          <w:color w:val="BBBEBF"/>
+          <w:sz w:val="21"/>
+          <w:szCs w:val="21"/>
+          <w:lang w:val="en-IN" w:eastAsia="en-IN"/>
+        </w:rPr>
+      </w:pPr>
+      <w:r>
+        <w:rPr>
+          <w:rFonts w:ascii="Consolas" w:eastAsia="Times New Roman" w:hAnsi="Consolas" w:cs="Times New Roman"/>
+          <w:color w:val="BBBEBF"/>
+          <w:sz w:val="21"/>
+          <w:szCs w:val="21"/>
+          <w:lang w:val="en-IN" w:eastAsia="en-IN"/>
+        </w:rPr>
+        <w:t xml:space="preserve">        </w:t>
+      </w:r>
+      <w:r>
+        <w:rPr>
+          <w:rFonts w:ascii="Consolas" w:eastAsia="Times New Roman" w:hAnsi="Consolas" w:cs="Times New Roman"/>
+          <w:color w:val="C586C0"/>
+          <w:sz w:val="21"/>
+          <w:szCs w:val="21"/>
+          <w:lang w:val="en-IN" w:eastAsia="en-IN"/>
+        </w:rPr>
+        <w:t>else</w:t>
+      </w:r>
+      <w:r>
+        <w:rPr>
+          <w:rFonts w:ascii="Consolas" w:eastAsia="Times New Roman" w:hAnsi="Consolas" w:cs="Times New Roman"/>
+          <w:color w:val="BBBEBF"/>
+          <w:sz w:val="21"/>
+          <w:szCs w:val="21"/>
+          <w:lang w:val="en-IN" w:eastAsia="en-IN"/>
+        </w:rPr>
+        <w:t>:</w:t>
+      </w:r>
+    </w:p>
+    <w:p>
+      <w:pPr>
+        <w:shd w:val="clear" w:color="auto" w:fill="121314"/>
+        <w:spacing w:after="0" w:line="285" w:lineRule="atLeast"/>
+        <w:rPr>
+          <w:rFonts w:ascii="Consolas" w:eastAsia="Times New Roman" w:hAnsi="Consolas" w:cs="Times New Roman"/>
+          <w:color w:val="BBBEBF"/>
+          <w:sz w:val="21"/>
+          <w:szCs w:val="21"/>
+          <w:lang w:val="en-IN" w:eastAsia="en-IN"/>
+        </w:rPr>
+      </w:pPr>
+      <w:r>
+        <w:rPr>
+          <w:rFonts w:ascii="Consolas" w:eastAsia="Times New Roman" w:hAnsi="Consolas" w:cs="Times New Roman"/>
+          <w:color w:val="BBBEBF"/>
+          <w:sz w:val="21"/>
+          <w:szCs w:val="21"/>
+          <w:lang w:val="en-IN" w:eastAsia="en-IN"/>
+        </w:rPr>
+        <w:t xml:space="preserve">            </w:t>
+      </w:r>
+      <w:r>
+        <w:rPr>
+          <w:rFonts w:ascii="Consolas" w:eastAsia="Times New Roman" w:hAnsi="Consolas" w:cs="Times New Roman"/>
+          <w:color w:val="C9D1D9"/>
+          <w:sz w:val="21"/>
+          <w:szCs w:val="21"/>
+          <w:lang w:val="en-IN" w:eastAsia="en-IN"/>
+        </w:rPr>
+        <w:t>unchanged</w:t>
+      </w:r>
+      <w:r>
+        <w:rPr>
+          <w:rFonts w:ascii="Consolas" w:eastAsia="Times New Roman" w:hAnsi="Consolas" w:cs="Times New Roman"/>
+          <w:color w:val="BBBEBF"/>
+          <w:sz w:val="21"/>
+          <w:szCs w:val="21"/>
+          <w:lang w:val="en-IN" w:eastAsia="en-IN"/>
+        </w:rPr>
+        <w:t xml:space="preserve"> </w:t>
+      </w:r>
+      <w:r>
+        <w:rPr>
+          <w:rFonts w:ascii="Consolas" w:eastAsia="Times New Roman" w:hAnsi="Consolas" w:cs="Times New Roman"/>
+          <w:color w:val="D4D4D4"/>
+          <w:sz w:val="21"/>
+          <w:szCs w:val="21"/>
+          <w:lang w:val="en-IN" w:eastAsia="en-IN"/>
+        </w:rPr>
+        <w:t>+=</w:t>
+      </w:r>
+      <w:r>
+        <w:rPr>
+          <w:rFonts w:ascii="Consolas" w:eastAsia="Times New Roman" w:hAnsi="Consolas" w:cs="Times New Roman"/>
+          <w:color w:val="BBBEBF"/>
+          <w:sz w:val="21"/>
+          <w:szCs w:val="21"/>
+          <w:lang w:val="en-IN" w:eastAsia="en-IN"/>
+        </w:rPr>
+        <w:t xml:space="preserve"> </w:t>
+      </w:r>
+      <w:r>
+        <w:rPr>
+          <w:rFonts w:ascii="Consolas" w:eastAsia="Times New Roman" w:hAnsi="Consolas" w:cs="Times New Roman"/>
+          <w:color w:val="B5CEA8"/>
+          <w:sz w:val="21"/>
+          <w:szCs w:val="21"/>
+          <w:lang w:val="en-IN" w:eastAsia="en-IN"/>
+        </w:rPr>
+        <w:t>1</w:t>
+      </w:r>
+    </w:p>
+    <w:p>
+      <w:pPr>
+        <w:shd w:val="clear" w:color="auto" w:fill="121314"/>
+        <w:spacing w:after="0" w:line="285" w:lineRule="atLeast"/>
+        <w:rPr>
+          <w:rFonts w:ascii="Consolas" w:eastAsia="Times New Roman" w:hAnsi="Consolas" w:cs="Times New Roman"/>
+          <w:color w:val="BBBEBF"/>
+          <w:sz w:val="21"/>
+          <w:szCs w:val="21"/>
+          <w:lang w:val="en-IN" w:eastAsia="en-IN"/>
+        </w:rPr>
+      </w:pPr>
+      <w:r>
+        <w:rPr>
+          <w:rFonts w:ascii="Consolas" w:eastAsia="Times New Roman" w:hAnsi="Consolas" w:cs="Times New Roman"/>
+          <w:color w:val="BBBEBF"/>
+          <w:sz w:val="21"/>
+          <w:szCs w:val="21"/>
+          <w:lang w:val="en-IN" w:eastAsia="en-IN"/>
+        </w:rPr>
+        <w:t xml:space="preserve">    </w:t>
+      </w:r>
+      <w:r>
+        <w:rPr>
+          <w:rFonts w:ascii="Consolas" w:eastAsia="Times New Roman" w:hAnsi="Consolas" w:cs="Times New Roman"/>
+          <w:color w:val="C586C0"/>
+          <w:sz w:val="21"/>
+          <w:szCs w:val="21"/>
+          <w:lang w:val="en-IN" w:eastAsia="en-IN"/>
+        </w:rPr>
+        <w:t>return</w:t>
+      </w:r>
+      <w:r>
+        <w:rPr>
+          <w:rFonts w:ascii="Consolas" w:eastAsia="Times New Roman" w:hAnsi="Consolas" w:cs="Times New Roman"/>
+          <w:color w:val="BBBEBF"/>
+          <w:sz w:val="21"/>
+          <w:szCs w:val="21"/>
+          <w:lang w:val="en-IN" w:eastAsia="en-IN"/>
+        </w:rPr>
+        <w:t xml:space="preserve"> (</w:t>
+      </w:r>
+      <w:r>
+        <w:rPr>
+          <w:rFonts w:ascii="Consolas" w:eastAsia="Times New Roman" w:hAnsi="Consolas" w:cs="Times New Roman"/>
+          <w:color w:val="C9D1D9"/>
+          <w:sz w:val="21"/>
+          <w:szCs w:val="21"/>
+          <w:lang w:val="en-IN" w:eastAsia="en-IN"/>
+        </w:rPr>
+        <w:t>changed</w:t>
+      </w:r>
+      <w:r>
+        <w:rPr>
+          <w:rFonts w:ascii="Consolas" w:eastAsia="Times New Roman" w:hAnsi="Consolas" w:cs="Times New Roman"/>
+          <w:color w:val="BBBEBF"/>
+          <w:sz w:val="21"/>
+          <w:szCs w:val="21"/>
+          <w:lang w:val="en-IN" w:eastAsia="en-IN"/>
+        </w:rPr>
+        <w:t xml:space="preserve">, </w:t>
+      </w:r>
+      <w:r>
+        <w:rPr>
+          <w:rFonts w:ascii="Consolas" w:eastAsia="Times New Roman" w:hAnsi="Consolas" w:cs="Times New Roman"/>
+          <w:color w:val="C9D1D9"/>
+          <w:sz w:val="21"/>
+          <w:szCs w:val="21"/>
+          <w:lang w:val="en-IN" w:eastAsia="en-IN"/>
+        </w:rPr>
+        <w:t>unchanged</w:t>
+      </w:r>
+      <w:r>
+        <w:rPr>
+          <w:rFonts w:ascii="Consolas" w:eastAsia="Times New Roman" w:hAnsi="Consolas" w:cs="Times New Roman"/>
+          <w:color w:val="BBBEBF"/>
+          <w:sz w:val="21"/>
+          <w:szCs w:val="21"/>
+          <w:lang w:val="en-IN" w:eastAsia="en-IN"/>
+        </w:rPr>
+        <w:t>)</w:t>
+      </w:r>
+    </w:p>
+    <w:p>
+      <w:pPr>
+        <w:shd w:val="clear" w:color="auto" w:fill="121314"/>
+        <w:spacing w:after="0" w:line="285" w:lineRule="atLeast"/>
+        <w:rPr>
+          <w:rFonts w:ascii="Consolas" w:eastAsia="Times New Roman" w:hAnsi="Consolas" w:cs="Times New Roman"/>
+          <w:color w:val="BBBEBF"/>
+          <w:sz w:val="21"/>
+          <w:szCs w:val="21"/>
+          <w:lang w:val="en-IN" w:eastAsia="en-IN"/>
+        </w:rPr>
+      </w:pPr>
+    </w:p>
+    <w:p>
+      <w:pPr>
+        <w:shd w:val="clear" w:color="auto" w:fill="121314"/>
+        <w:spacing w:after="0" w:line="285" w:lineRule="atLeast"/>
+        <w:rPr>
+          <w:rFonts w:ascii="Consolas" w:eastAsia="Times New Roman" w:hAnsi="Consolas" w:cs="Times New Roman"/>
+          <w:color w:val="BBBEBF"/>
+          <w:sz w:val="21"/>
+          <w:szCs w:val="21"/>
+          <w:lang w:val="en-IN" w:eastAsia="en-IN"/>
+        </w:rPr>
+      </w:pPr>
+      <w:r>
+        <w:rPr>
+          <w:rFonts w:ascii="Consolas" w:eastAsia="Times New Roman" w:hAnsi="Consolas" w:cs="Times New Roman"/>
+          <w:color w:val="C9D1D9"/>
+          <w:sz w:val="21"/>
+          <w:szCs w:val="21"/>
+          <w:lang w:val="en-IN" w:eastAsia="en-IN"/>
+        </w:rPr>
+        <w:t>inventory</w:t>
+      </w:r>
+      <w:r>
+        <w:rPr>
+          <w:rFonts w:ascii="Consolas" w:eastAsia="Times New Roman" w:hAnsi="Consolas" w:cs="Times New Roman"/>
+          <w:color w:val="BBBEBF"/>
+          <w:sz w:val="21"/>
+          <w:szCs w:val="21"/>
+          <w:lang w:val="en-IN" w:eastAsia="en-IN"/>
+        </w:rPr>
+        <w:t xml:space="preserve"> </w:t>
+      </w:r>
+      <w:r>
+        <w:rPr>
+          <w:rFonts w:ascii="Consolas" w:eastAsia="Times New Roman" w:hAnsi="Consolas" w:cs="Times New Roman"/>
+          <w:color w:val="D4D4D4"/>
+          <w:sz w:val="21"/>
+          <w:szCs w:val="21"/>
+          <w:lang w:val="en-IN" w:eastAsia="en-IN"/>
+        </w:rPr>
+        <w:t>=</w:t>
+      </w:r>
+      <w:r>
+        <w:rPr>
+          <w:rFonts w:ascii="Consolas" w:eastAsia="Times New Roman" w:hAnsi="Consolas" w:cs="Times New Roman"/>
+          <w:color w:val="BBBEBF"/>
+          <w:sz w:val="21"/>
+          <w:szCs w:val="21"/>
+          <w:lang w:val="en-IN" w:eastAsia="en-IN"/>
+        </w:rPr>
+        <w:t xml:space="preserve"> </w:t>
+      </w:r>
+      <w:r>
+        <w:rPr>
+          <w:rFonts w:ascii="Consolas" w:eastAsia="Times New Roman" w:hAnsi="Consolas" w:cs="Times New Roman"/>
+          <w:color w:val="D2A8FF"/>
+          <w:sz w:val="21"/>
+          <w:szCs w:val="21"/>
+          <w:lang w:val="en-IN" w:eastAsia="en-IN"/>
+        </w:rPr>
+        <w:t>create_inventory</w:t>
+      </w:r>
+      <w:r>
+        <w:rPr>
+          <w:rFonts w:ascii="Consolas" w:eastAsia="Times New Roman" w:hAnsi="Consolas" w:cs="Times New Roman"/>
+          <w:color w:val="BBBEBF"/>
+          <w:sz w:val="21"/>
+          <w:szCs w:val="21"/>
+          <w:lang w:val="en-IN" w:eastAsia="en-IN"/>
+        </w:rPr>
+        <w:t>()</w:t>
+      </w:r>
+    </w:p>
+    <w:p>
+      <w:pPr>
+        <w:shd w:val="clear" w:color="auto" w:fill="121314"/>
+        <w:spacing w:after="0" w:line="285" w:lineRule="atLeast"/>
+        <w:rPr>
+          <w:rFonts w:ascii="Consolas" w:eastAsia="Times New Roman" w:hAnsi="Consolas" w:cs="Times New Roman"/>
+          <w:color w:val="BBBEBF"/>
+          <w:sz w:val="21"/>
+          <w:szCs w:val="21"/>
+          <w:lang w:val="en-IN" w:eastAsia="en-IN"/>
+        </w:rPr>
+      </w:pPr>
+    </w:p>
+    <w:p>
+      <w:pPr>
+        <w:shd w:val="clear" w:color="auto" w:fill="121314"/>
+        <w:spacing w:after="0" w:line="285" w:lineRule="atLeast"/>
+        <w:rPr>
+          <w:rFonts w:ascii="Consolas" w:eastAsia="Times New Roman" w:hAnsi="Consolas" w:cs="Times New Roman"/>
+          <w:color w:val="BBBEBF"/>
+          <w:sz w:val="21"/>
+          <w:szCs w:val="21"/>
+          <w:lang w:val="en-IN" w:eastAsia="en-IN"/>
+        </w:rPr>
+      </w:pPr>
+      <w:r>
+        <w:rPr>
+          <w:rFonts w:ascii="Consolas" w:eastAsia="Times New Roman" w:hAnsi="Consolas" w:cs="Times New Roman"/>
+          <w:color w:val="C9D1D9"/>
+          <w:sz w:val="21"/>
+          <w:szCs w:val="21"/>
+          <w:lang w:val="en-IN" w:eastAsia="en-IN"/>
+        </w:rPr>
+        <w:t>shallow_copy</w:t>
+      </w:r>
+      <w:r>
+        <w:rPr>
+          <w:rFonts w:ascii="Consolas" w:eastAsia="Times New Roman" w:hAnsi="Consolas" w:cs="Times New Roman"/>
+          <w:color w:val="BBBEBF"/>
+          <w:sz w:val="21"/>
+          <w:szCs w:val="21"/>
+          <w:lang w:val="en-IN" w:eastAsia="en-IN"/>
+        </w:rPr>
+        <w:t xml:space="preserve"> </w:t>
+      </w:r>
+      <w:r>
+        <w:rPr>
+          <w:rFonts w:ascii="Consolas" w:eastAsia="Times New Roman" w:hAnsi="Consolas" w:cs="Times New Roman"/>
+          <w:color w:val="D4D4D4"/>
+          <w:sz w:val="21"/>
+          <w:szCs w:val="21"/>
+          <w:lang w:val="en-IN" w:eastAsia="en-IN"/>
+        </w:rPr>
+        <w:t>=</w:t>
+      </w:r>
+      <w:r>
+        <w:rPr>
+          <w:rFonts w:ascii="Consolas" w:eastAsia="Times New Roman" w:hAnsi="Consolas" w:cs="Times New Roman"/>
+          <w:color w:val="BBBEBF"/>
+          <w:sz w:val="21"/>
+          <w:szCs w:val="21"/>
+          <w:lang w:val="en-IN" w:eastAsia="en-IN"/>
+        </w:rPr>
+        <w:t xml:space="preserve"> </w:t>
+      </w:r>
+      <w:r>
+        <w:rPr>
+          <w:rFonts w:ascii="Consolas" w:eastAsia="Times New Roman" w:hAnsi="Consolas" w:cs="Times New Roman"/>
+          <w:color w:val="C9D1D9"/>
+          <w:sz w:val="21"/>
+          <w:szCs w:val="21"/>
+          <w:lang w:val="en-IN" w:eastAsia="en-IN"/>
+        </w:rPr>
+        <w:t>inventory</w:t>
+      </w:r>
+      <w:r>
+        <w:rPr>
+          <w:rFonts w:ascii="Consolas" w:eastAsia="Times New Roman" w:hAnsi="Consolas" w:cs="Times New Roman"/>
+          <w:color w:val="BBBEBF"/>
+          <w:sz w:val="21"/>
+          <w:szCs w:val="21"/>
+          <w:lang w:val="en-IN" w:eastAsia="en-IN"/>
+        </w:rPr>
+        <w:t>.</w:t>
+      </w:r>
+      <w:r>
+        <w:rPr>
+          <w:rFonts w:ascii="Consolas" w:eastAsia="Times New Roman" w:hAnsi="Consolas" w:cs="Times New Roman"/>
+          <w:color w:val="D2A8FF"/>
+          <w:sz w:val="21"/>
+          <w:szCs w:val="21"/>
+          <w:lang w:val="en-IN" w:eastAsia="en-IN"/>
+        </w:rPr>
+        <w:t>copy</w:t>
+      </w:r>
+      <w:r>
+        <w:rPr>
+          <w:rFonts w:ascii="Consolas" w:eastAsia="Times New Roman" w:hAnsi="Consolas" w:cs="Times New Roman"/>
+          <w:color w:val="BBBEBF"/>
+          <w:sz w:val="21"/>
+          <w:szCs w:val="21"/>
+          <w:lang w:val="en-IN" w:eastAsia="en-IN"/>
+        </w:rPr>
+        <w:t>()</w:t>
+      </w:r>
+    </w:p>
+    <w:p>
+      <w:pPr>
+        <w:shd w:val="clear" w:color="auto" w:fill="121314"/>
+        <w:spacing w:after="0" w:line="285" w:lineRule="atLeast"/>
+        <w:rPr>
+          <w:rFonts w:ascii="Consolas" w:eastAsia="Times New Roman" w:hAnsi="Consolas" w:cs="Times New Roman"/>
+          <w:color w:val="BBBEBF"/>
+          <w:sz w:val="21"/>
+          <w:szCs w:val="21"/>
+          <w:lang w:val="en-IN" w:eastAsia="en-IN"/>
+        </w:rPr>
+      </w:pPr>
+      <w:r>
+        <w:rPr>
+          <w:rFonts w:ascii="Consolas" w:eastAsia="Times New Roman" w:hAnsi="Consolas" w:cs="Times New Roman"/>
+          <w:color w:val="C9D1D9"/>
+          <w:sz w:val="21"/>
+          <w:szCs w:val="21"/>
+          <w:lang w:val="en-IN" w:eastAsia="en-IN"/>
+        </w:rPr>
+        <w:t>deep_copy</w:t>
+      </w:r>
+      <w:r>
+        <w:rPr>
+          <w:rFonts w:ascii="Consolas" w:eastAsia="Times New Roman" w:hAnsi="Consolas" w:cs="Times New Roman"/>
+          <w:color w:val="BBBEBF"/>
+          <w:sz w:val="21"/>
+          <w:szCs w:val="21"/>
+          <w:lang w:val="en-IN" w:eastAsia="en-IN"/>
+        </w:rPr>
+        <w:t xml:space="preserve"> </w:t>
+      </w:r>
+      <w:r>
+        <w:rPr>
+          <w:rFonts w:ascii="Consolas" w:eastAsia="Times New Roman" w:hAnsi="Consolas" w:cs="Times New Roman"/>
+          <w:color w:val="D4D4D4"/>
+          <w:sz w:val="21"/>
+          <w:szCs w:val="21"/>
+          <w:lang w:val="en-IN" w:eastAsia="en-IN"/>
+        </w:rPr>
+        <w:t>=</w:t>
+      </w:r>
+      <w:r>
+        <w:rPr>
+          <w:rFonts w:ascii="Consolas" w:eastAsia="Times New Roman" w:hAnsi="Consolas" w:cs="Times New Roman"/>
+          <w:color w:val="BBBEBF"/>
+          <w:sz w:val="21"/>
+          <w:szCs w:val="21"/>
+          <w:lang w:val="en-IN" w:eastAsia="en-IN"/>
+        </w:rPr>
+        <w:t xml:space="preserve"> </w:t>
+      </w:r>
+      <w:r>
+        <w:rPr>
+          <w:rFonts w:ascii="Consolas" w:eastAsia="Times New Roman" w:hAnsi="Consolas" w:cs="Times New Roman"/>
+          <w:color w:val="4EC9B0"/>
+          <w:sz w:val="21"/>
+          <w:szCs w:val="21"/>
+          <w:lang w:val="en-IN" w:eastAsia="en-IN"/>
+        </w:rPr>
+        <w:t>copy</w:t>
+      </w:r>
+      <w:r>
+        <w:rPr>
+          <w:rFonts w:ascii="Consolas" w:eastAsia="Times New Roman" w:hAnsi="Consolas" w:cs="Times New Roman"/>
+          <w:color w:val="BBBEBF"/>
+          <w:sz w:val="21"/>
+          <w:szCs w:val="21"/>
+          <w:lang w:val="en-IN" w:eastAsia="en-IN"/>
+        </w:rPr>
+        <w:t>.</w:t>
+      </w:r>
+      <w:r>
+        <w:rPr>
+          <w:rFonts w:ascii="Consolas" w:eastAsia="Times New Roman" w:hAnsi="Consolas" w:cs="Times New Roman"/>
+          <w:color w:val="D2A8FF"/>
+          <w:sz w:val="21"/>
+          <w:szCs w:val="21"/>
+          <w:lang w:val="en-IN" w:eastAsia="en-IN"/>
+        </w:rPr>
+        <w:t>deepcopy</w:t>
+      </w:r>
+      <w:r>
+        <w:rPr>
+          <w:rFonts w:ascii="Consolas" w:eastAsia="Times New Roman" w:hAnsi="Consolas" w:cs="Times New Roman"/>
+          <w:color w:val="BBBEBF"/>
+          <w:sz w:val="21"/>
+          <w:szCs w:val="21"/>
+          <w:lang w:val="en-IN" w:eastAsia="en-IN"/>
+        </w:rPr>
+        <w:t>(</w:t>
+      </w:r>
+      <w:r>
+        <w:rPr>
+          <w:rFonts w:ascii="Consolas" w:eastAsia="Times New Roman" w:hAnsi="Consolas" w:cs="Times New Roman"/>
+          <w:color w:val="C9D1D9"/>
+          <w:sz w:val="21"/>
+          <w:szCs w:val="21"/>
+          <w:lang w:val="en-IN" w:eastAsia="en-IN"/>
+        </w:rPr>
+        <w:t>inventory</w:t>
+      </w:r>
+      <w:r>
+        <w:rPr>
+          <w:rFonts w:ascii="Consolas" w:eastAsia="Times New Roman" w:hAnsi="Consolas" w:cs="Times New Roman"/>
+          <w:color w:val="BBBEBF"/>
+          <w:sz w:val="21"/>
+          <w:szCs w:val="21"/>
+          <w:lang w:val="en-IN" w:eastAsia="en-IN"/>
+        </w:rPr>
+        <w:t>)</w:t>
+      </w:r>
+    </w:p>
+    <w:p>
+      <w:pPr>
+        <w:shd w:val="clear" w:color="auto" w:fill="121314"/>
+        <w:spacing w:after="0" w:line="285" w:lineRule="atLeast"/>
+        <w:rPr>
+          <w:rFonts w:ascii="Consolas" w:eastAsia="Times New Roman" w:hAnsi="Consolas" w:cs="Times New Roman"/>
+          <w:color w:val="BBBEBF"/>
+          <w:sz w:val="21"/>
+          <w:szCs w:val="21"/>
+          <w:lang w:val="en-IN" w:eastAsia="en-IN"/>
+        </w:rPr>
+      </w:pPr>
+    </w:p>
+    <w:p>
+      <w:pPr>
+        <w:shd w:val="clear" w:color="auto" w:fill="121314"/>
+        <w:spacing w:after="0" w:line="285" w:lineRule="atLeast"/>
+        <w:rPr>
+          <w:rFonts w:ascii="Consolas" w:eastAsia="Times New Roman" w:hAnsi="Consolas" w:cs="Times New Roman"/>
+          <w:color w:val="BBBEBF"/>
+          <w:sz w:val="21"/>
+          <w:szCs w:val="21"/>
+          <w:lang w:val="en-IN" w:eastAsia="en-IN"/>
+        </w:rPr>
+      </w:pPr>
+      <w:r>
+        <w:rPr>
+          <w:rFonts w:ascii="Consolas" w:eastAsia="Times New Roman" w:hAnsi="Consolas" w:cs="Times New Roman"/>
+          <w:color w:val="C9D1D9"/>
+          <w:sz w:val="21"/>
+          <w:szCs w:val="21"/>
+          <w:lang w:val="en-IN" w:eastAsia="en-IN"/>
+        </w:rPr>
+        <w:t>index</w:t>
+      </w:r>
+      <w:r>
+        <w:rPr>
+          <w:rFonts w:ascii="Consolas" w:eastAsia="Times New Roman" w:hAnsi="Consolas" w:cs="Times New Roman"/>
+          <w:color w:val="BBBEBF"/>
+          <w:sz w:val="21"/>
+          <w:szCs w:val="21"/>
+          <w:lang w:val="en-IN" w:eastAsia="en-IN"/>
+        </w:rPr>
+        <w:t xml:space="preserve"> </w:t>
+      </w:r>
+      <w:r>
+        <w:rPr>
+          <w:rFonts w:ascii="Consolas" w:eastAsia="Times New Roman" w:hAnsi="Consolas" w:cs="Times New Roman"/>
+          <w:color w:val="D4D4D4"/>
+          <w:sz w:val="21"/>
+          <w:szCs w:val="21"/>
+          <w:lang w:val="en-IN" w:eastAsia="en-IN"/>
+        </w:rPr>
+        <w:t>=</w:t>
+      </w:r>
+      <w:r>
+        <w:rPr>
+          <w:rFonts w:ascii="Consolas" w:eastAsia="Times New Roman" w:hAnsi="Consolas" w:cs="Times New Roman"/>
+          <w:color w:val="BBBEBF"/>
+          <w:sz w:val="21"/>
+          <w:szCs w:val="21"/>
+          <w:lang w:val="en-IN" w:eastAsia="en-IN"/>
+        </w:rPr>
+        <w:t xml:space="preserve"> </w:t>
+      </w:r>
+      <w:r>
+        <w:rPr>
+          <w:rFonts w:ascii="Consolas" w:eastAsia="Times New Roman" w:hAnsi="Consolas" w:cs="Times New Roman"/>
+          <w:color w:val="B5CEA8"/>
+          <w:sz w:val="21"/>
+          <w:szCs w:val="21"/>
+          <w:lang w:val="en-IN" w:eastAsia="en-IN"/>
+        </w:rPr>
+        <w:t>570</w:t>
+      </w:r>
+      <w:r>
+        <w:rPr>
+          <w:rFonts w:ascii="Consolas" w:eastAsia="Times New Roman" w:hAnsi="Consolas" w:cs="Times New Roman"/>
+          <w:color w:val="BBBEBF"/>
+          <w:sz w:val="21"/>
+          <w:szCs w:val="21"/>
+          <w:lang w:val="en-IN" w:eastAsia="en-IN"/>
+        </w:rPr>
+        <w:t xml:space="preserve"> </w:t>
+      </w:r>
+      <w:r>
+        <w:rPr>
+          <w:rFonts w:ascii="Consolas" w:eastAsia="Times New Roman" w:hAnsi="Consolas" w:cs="Times New Roman"/>
+          <w:color w:val="D4D4D4"/>
+          <w:sz w:val="21"/>
+          <w:szCs w:val="21"/>
+          <w:lang w:val="en-IN" w:eastAsia="en-IN"/>
+        </w:rPr>
+        <w:t>%</w:t>
+      </w:r>
+      <w:r>
+        <w:rPr>
+          <w:rFonts w:ascii="Consolas" w:eastAsia="Times New Roman" w:hAnsi="Consolas" w:cs="Times New Roman"/>
+          <w:color w:val="BBBEBF"/>
+          <w:sz w:val="21"/>
+          <w:szCs w:val="21"/>
+          <w:lang w:val="en-IN" w:eastAsia="en-IN"/>
+        </w:rPr>
+        <w:t xml:space="preserve"> </w:t>
+      </w:r>
+      <w:r>
+        <w:rPr>
+          <w:rFonts w:ascii="Consolas" w:eastAsia="Times New Roman" w:hAnsi="Consolas" w:cs="Times New Roman"/>
+          <w:color w:val="D2A8FF"/>
+          <w:sz w:val="21"/>
+          <w:szCs w:val="21"/>
+          <w:lang w:val="en-IN" w:eastAsia="en-IN"/>
+        </w:rPr>
+        <w:t>len</w:t>
+      </w:r>
+      <w:r>
+        <w:rPr>
+          <w:rFonts w:ascii="Consolas" w:eastAsia="Times New Roman" w:hAnsi="Consolas" w:cs="Times New Roman"/>
+          <w:color w:val="BBBEBF"/>
+          <w:sz w:val="21"/>
+          <w:szCs w:val="21"/>
+          <w:lang w:val="en-IN" w:eastAsia="en-IN"/>
+        </w:rPr>
+        <w:t>(</w:t>
+      </w:r>
+      <w:r>
+        <w:rPr>
+          <w:rFonts w:ascii="Consolas" w:eastAsia="Times New Roman" w:hAnsi="Consolas" w:cs="Times New Roman"/>
+          <w:color w:val="C9D1D9"/>
+          <w:sz w:val="21"/>
+          <w:szCs w:val="21"/>
+          <w:lang w:val="en-IN" w:eastAsia="en-IN"/>
+        </w:rPr>
+        <w:t>inventory</w:t>
+      </w:r>
+      <w:r>
+        <w:rPr>
+          <w:rFonts w:ascii="Consolas" w:eastAsia="Times New Roman" w:hAnsi="Consolas" w:cs="Times New Roman"/>
+          <w:color w:val="BBBEBF"/>
+          <w:sz w:val="21"/>
+          <w:szCs w:val="21"/>
+          <w:lang w:val="en-IN" w:eastAsia="en-IN"/>
+        </w:rPr>
+        <w:t>)</w:t>
+      </w:r>
+    </w:p>
+    <w:p>
+      <w:pPr>
+        <w:shd w:val="clear" w:color="auto" w:fill="121314"/>
+        <w:spacing w:after="0" w:line="285" w:lineRule="atLeast"/>
+        <w:rPr>
+          <w:rFonts w:ascii="Consolas" w:eastAsia="Times New Roman" w:hAnsi="Consolas" w:cs="Times New Roman"/>
+          <w:color w:val="BBBEBF"/>
+          <w:sz w:val="21"/>
+          <w:szCs w:val="21"/>
+          <w:lang w:val="en-IN" w:eastAsia="en-IN"/>
+        </w:rPr>
+      </w:pPr>
+    </w:p>
+    <w:p>
+      <w:pPr>
+        <w:shd w:val="clear" w:color="auto" w:fill="121314"/>
+        <w:spacing w:after="0" w:line="285" w:lineRule="atLeast"/>
+        <w:rPr>
+          <w:rFonts w:ascii="Consolas" w:eastAsia="Times New Roman" w:hAnsi="Consolas" w:cs="Times New Roman"/>
+          <w:color w:val="BBBEBF"/>
+          <w:sz w:val="21"/>
+          <w:szCs w:val="21"/>
+          <w:lang w:val="en-IN" w:eastAsia="en-IN"/>
+        </w:rPr>
+      </w:pPr>
+      <w:r>
+        <w:rPr>
+          <w:rFonts w:ascii="Consolas" w:eastAsia="Times New Roman" w:hAnsi="Consolas" w:cs="Times New Roman"/>
+          <w:color w:val="D2A8FF"/>
+          <w:sz w:val="21"/>
+          <w:szCs w:val="21"/>
+          <w:lang w:val="en-IN" w:eastAsia="en-IN"/>
+        </w:rPr>
+        <w:t>apply_discount</w:t>
+      </w:r>
+      <w:r>
+        <w:rPr>
+          <w:rFonts w:ascii="Consolas" w:eastAsia="Times New Roman" w:hAnsi="Consolas" w:cs="Times New Roman"/>
+          <w:color w:val="BBBEBF"/>
+          <w:sz w:val="21"/>
+          <w:szCs w:val="21"/>
+          <w:lang w:val="en-IN" w:eastAsia="en-IN"/>
+        </w:rPr>
+        <w:t>(</w:t>
+      </w:r>
+      <w:r>
+        <w:rPr>
+          <w:rFonts w:ascii="Consolas" w:eastAsia="Times New Roman" w:hAnsi="Consolas" w:cs="Times New Roman"/>
+          <w:color w:val="C9D1D9"/>
+          <w:sz w:val="21"/>
+          <w:szCs w:val="21"/>
+          <w:lang w:val="en-IN" w:eastAsia="en-IN"/>
+        </w:rPr>
+        <w:t>shallow_copy</w:t>
+      </w:r>
+      <w:r>
+        <w:rPr>
+          <w:rFonts w:ascii="Consolas" w:eastAsia="Times New Roman" w:hAnsi="Consolas" w:cs="Times New Roman"/>
+          <w:color w:val="BBBEBF"/>
+          <w:sz w:val="21"/>
+          <w:szCs w:val="21"/>
+          <w:lang w:val="en-IN" w:eastAsia="en-IN"/>
+        </w:rPr>
+        <w:t xml:space="preserve">, </w:t>
+      </w:r>
+      <w:r>
+        <w:rPr>
+          <w:rFonts w:ascii="Consolas" w:eastAsia="Times New Roman" w:hAnsi="Consolas" w:cs="Times New Roman"/>
+          <w:color w:val="C9D1D9"/>
+          <w:sz w:val="21"/>
+          <w:szCs w:val="21"/>
+          <w:lang w:val="en-IN" w:eastAsia="en-IN"/>
+        </w:rPr>
+        <w:t>index</w:t>
+      </w:r>
+      <w:r>
+        <w:rPr>
+          <w:rFonts w:ascii="Consolas" w:eastAsia="Times New Roman" w:hAnsi="Consolas" w:cs="Times New Roman"/>
+          <w:color w:val="BBBEBF"/>
+          <w:sz w:val="21"/>
+          <w:szCs w:val="21"/>
+          <w:lang w:val="en-IN" w:eastAsia="en-IN"/>
+        </w:rPr>
+        <w:t>)</w:t>
+      </w:r>
+    </w:p>
+    <w:p>
+      <w:pPr>
+        <w:shd w:val="clear" w:color="auto" w:fill="121314"/>
+        <w:spacing w:after="0" w:line="285" w:lineRule="atLeast"/>
+        <w:rPr>
+          <w:rFonts w:ascii="Consolas" w:eastAsia="Times New Roman" w:hAnsi="Consolas" w:cs="Times New Roman"/>
+          <w:color w:val="BBBEBF"/>
+          <w:sz w:val="21"/>
+          <w:szCs w:val="21"/>
+          <w:lang w:val="en-IN" w:eastAsia="en-IN"/>
+        </w:rPr>
+      </w:pPr>
+      <w:r>
+        <w:rPr>
+          <w:rFonts w:ascii="Consolas" w:eastAsia="Times New Roman" w:hAnsi="Consolas" w:cs="Times New Roman"/>
+          <w:color w:val="D2A8FF"/>
+          <w:sz w:val="21"/>
+          <w:szCs w:val="21"/>
+          <w:lang w:val="en-IN" w:eastAsia="en-IN"/>
+        </w:rPr>
+        <w:t>apply_discount</w:t>
+      </w:r>
+      <w:r>
+        <w:rPr>
+          <w:rFonts w:ascii="Consolas" w:eastAsia="Times New Roman" w:hAnsi="Consolas" w:cs="Times New Roman"/>
+          <w:color w:val="BBBEBF"/>
+          <w:sz w:val="21"/>
+          <w:szCs w:val="21"/>
+          <w:lang w:val="en-IN" w:eastAsia="en-IN"/>
+        </w:rPr>
+        <w:t>(</w:t>
+      </w:r>
+      <w:r>
+        <w:rPr>
+          <w:rFonts w:ascii="Consolas" w:eastAsia="Times New Roman" w:hAnsi="Consolas" w:cs="Times New Roman"/>
+          <w:color w:val="C9D1D9"/>
+          <w:sz w:val="21"/>
+          <w:szCs w:val="21"/>
+          <w:lang w:val="en-IN" w:eastAsia="en-IN"/>
+        </w:rPr>
+        <w:t>deep_copy</w:t>
+      </w:r>
+      <w:r>
+        <w:rPr>
+          <w:rFonts w:ascii="Consolas" w:eastAsia="Times New Roman" w:hAnsi="Consolas" w:cs="Times New Roman"/>
+          <w:color w:val="BBBEBF"/>
+          <w:sz w:val="21"/>
+          <w:szCs w:val="21"/>
+          <w:lang w:val="en-IN" w:eastAsia="en-IN"/>
+        </w:rPr>
+        <w:t xml:space="preserve">, </w:t>
+      </w:r>
+      <w:r>
+        <w:rPr>
+          <w:rFonts w:ascii="Consolas" w:eastAsia="Times New Roman" w:hAnsi="Consolas" w:cs="Times New Roman"/>
+          <w:color w:val="C9D1D9"/>
+          <w:sz w:val="21"/>
+          <w:szCs w:val="21"/>
+          <w:lang w:val="en-IN" w:eastAsia="en-IN"/>
+        </w:rPr>
+        <w:t>index</w:t>
+      </w:r>
+      <w:r>
+        <w:rPr>
+          <w:rFonts w:ascii="Consolas" w:eastAsia="Times New Roman" w:hAnsi="Consolas" w:cs="Times New Roman"/>
+          <w:color w:val="BBBEBF"/>
+          <w:sz w:val="21"/>
+          <w:szCs w:val="21"/>
+          <w:lang w:val="en-IN" w:eastAsia="en-IN"/>
+        </w:rPr>
+        <w:t>)</w:t>
+      </w:r>
+    </w:p>
+    <w:p>
+      <w:pPr>
+        <w:shd w:val="clear" w:color="auto" w:fill="121314"/>
+        <w:spacing w:after="0" w:line="285" w:lineRule="atLeast"/>
+        <w:rPr>
+          <w:rFonts w:ascii="Consolas" w:eastAsia="Times New Roman" w:hAnsi="Consolas" w:cs="Times New Roman"/>
+          <w:color w:val="BBBEBF"/>
+          <w:sz w:val="21"/>
+          <w:szCs w:val="21"/>
+          <w:lang w:val="en-IN" w:eastAsia="en-IN"/>
+        </w:rPr>
+      </w:pPr>
+    </w:p>
+    <w:p>
+      <w:pPr>
+        <w:shd w:val="clear" w:color="auto" w:fill="121314"/>
+        <w:spacing w:after="0" w:line="285" w:lineRule="atLeast"/>
+        <w:rPr>
+          <w:rFonts w:ascii="Consolas" w:eastAsia="Times New Roman" w:hAnsi="Consolas" w:cs="Times New Roman"/>
+          <w:color w:val="BBBEBF"/>
+          <w:sz w:val="21"/>
+          <w:szCs w:val="21"/>
+          <w:lang w:val="en-IN" w:eastAsia="en-IN"/>
+        </w:rPr>
+      </w:pPr>
+      <w:r>
+        <w:rPr>
+          <w:rFonts w:ascii="Consolas" w:eastAsia="Times New Roman" w:hAnsi="Consolas" w:cs="Times New Roman"/>
+          <w:color w:val="D2A8FF"/>
+          <w:sz w:val="21"/>
+          <w:szCs w:val="21"/>
+          <w:lang w:val="en-IN" w:eastAsia="en-IN"/>
+        </w:rPr>
+        <w:t>print</w:t>
+      </w:r>
+      <w:r>
+        <w:rPr>
+          <w:rFonts w:ascii="Consolas" w:eastAsia="Times New Roman" w:hAnsi="Consolas" w:cs="Times New Roman"/>
+          <w:color w:val="BBBEBF"/>
+          <w:sz w:val="21"/>
+          <w:szCs w:val="21"/>
+          <w:lang w:val="en-IN" w:eastAsia="en-IN"/>
+        </w:rPr>
+        <w:t>(</w:t>
+      </w:r>
+      <w:r>
+        <w:rPr>
+          <w:rFonts w:ascii="Consolas" w:eastAsia="Times New Roman" w:hAnsi="Consolas" w:cs="Times New Roman"/>
+          <w:color w:val="A5D6FF"/>
+          <w:sz w:val="21"/>
+          <w:szCs w:val="21"/>
+          <w:lang w:val="en-IN" w:eastAsia="en-IN"/>
+        </w:rPr>
+        <w:t>"Original Inventory:"</w:t>
+      </w:r>
+      <w:r>
+        <w:rPr>
+          <w:rFonts w:ascii="Consolas" w:eastAsia="Times New Roman" w:hAnsi="Consolas" w:cs="Times New Roman"/>
+          <w:color w:val="BBBEBF"/>
+          <w:sz w:val="21"/>
+          <w:szCs w:val="21"/>
+          <w:lang w:val="en-IN" w:eastAsia="en-IN"/>
+        </w:rPr>
+        <w:t>)</w:t>
+      </w:r>
+    </w:p>
+    <w:p>
+      <w:pPr>
+        <w:shd w:val="clear" w:color="auto" w:fill="121314"/>
+        <w:spacing w:after="0" w:line="285" w:lineRule="atLeast"/>
+        <w:rPr>
+          <w:rFonts w:ascii="Consolas" w:eastAsia="Times New Roman" w:hAnsi="Consolas" w:cs="Times New Roman"/>
+          <w:color w:val="BBBEBF"/>
+          <w:sz w:val="21"/>
+          <w:szCs w:val="21"/>
+          <w:lang w:val="en-IN" w:eastAsia="en-IN"/>
+        </w:rPr>
+      </w:pPr>
+      <w:r>
+        <w:rPr>
+          <w:rFonts w:ascii="Consolas" w:eastAsia="Times New Roman" w:hAnsi="Consolas" w:cs="Times New Roman"/>
+          <w:color w:val="D2A8FF"/>
+          <w:sz w:val="21"/>
+          <w:szCs w:val="21"/>
+          <w:lang w:val="en-IN" w:eastAsia="en-IN"/>
+        </w:rPr>
+        <w:t>print</w:t>
+      </w:r>
+      <w:r>
+        <w:rPr>
+          <w:rFonts w:ascii="Consolas" w:eastAsia="Times New Roman" w:hAnsi="Consolas" w:cs="Times New Roman"/>
+          <w:color w:val="BBBEBF"/>
+          <w:sz w:val="21"/>
+          <w:szCs w:val="21"/>
+          <w:lang w:val="en-IN" w:eastAsia="en-IN"/>
+        </w:rPr>
+        <w:t>(</w:t>
+      </w:r>
+      <w:r>
+        <w:rPr>
+          <w:rFonts w:ascii="Consolas" w:eastAsia="Times New Roman" w:hAnsi="Consolas" w:cs="Times New Roman"/>
+          <w:color w:val="C9D1D9"/>
+          <w:sz w:val="21"/>
+          <w:szCs w:val="21"/>
+          <w:lang w:val="en-IN" w:eastAsia="en-IN"/>
+        </w:rPr>
+        <w:t>inventory</w:t>
+      </w:r>
+      <w:r>
+        <w:rPr>
+          <w:rFonts w:ascii="Consolas" w:eastAsia="Times New Roman" w:hAnsi="Consolas" w:cs="Times New Roman"/>
+          <w:color w:val="BBBEBF"/>
+          <w:sz w:val="21"/>
+          <w:szCs w:val="21"/>
+          <w:lang w:val="en-IN" w:eastAsia="en-IN"/>
+        </w:rPr>
+        <w:t>)</w:t>
+      </w:r>
+    </w:p>
+    <w:p>
+      <w:pPr>
+        <w:shd w:val="clear" w:color="auto" w:fill="121314"/>
+        <w:spacing w:after="0" w:line="285" w:lineRule="atLeast"/>
+        <w:rPr>
+          <w:rFonts w:ascii="Consolas" w:eastAsia="Times New Roman" w:hAnsi="Consolas" w:cs="Times New Roman"/>
+          <w:color w:val="BBBEBF"/>
+          <w:sz w:val="21"/>
+          <w:szCs w:val="21"/>
+          <w:lang w:val="en-IN" w:eastAsia="en-IN"/>
+        </w:rPr>
+      </w:pPr>
+    </w:p>
+    <w:p>
+      <w:pPr>
+        <w:shd w:val="clear" w:color="auto" w:fill="121314"/>
+        <w:spacing w:after="0" w:line="285" w:lineRule="atLeast"/>
+        <w:rPr>
+          <w:rFonts w:ascii="Consolas" w:eastAsia="Times New Roman" w:hAnsi="Consolas" w:cs="Times New Roman"/>
+          <w:color w:val="BBBEBF"/>
+          <w:sz w:val="21"/>
+          <w:szCs w:val="21"/>
+          <w:lang w:val="en-IN" w:eastAsia="en-IN"/>
+        </w:rPr>
+      </w:pPr>
+      <w:r>
+        <w:rPr>
+          <w:rFonts w:ascii="Consolas" w:eastAsia="Times New Roman" w:hAnsi="Consolas" w:cs="Times New Roman"/>
+          <w:color w:val="D2A8FF"/>
+          <w:sz w:val="21"/>
+          <w:szCs w:val="21"/>
+          <w:lang w:val="en-IN" w:eastAsia="en-IN"/>
+        </w:rPr>
+        <w:t>print</w:t>
+      </w:r>
+      <w:r>
+        <w:rPr>
+          <w:rFonts w:ascii="Consolas" w:eastAsia="Times New Roman" w:hAnsi="Consolas" w:cs="Times New Roman"/>
+          <w:color w:val="BBBEBF"/>
+          <w:sz w:val="21"/>
+          <w:szCs w:val="21"/>
+          <w:lang w:val="en-IN" w:eastAsia="en-IN"/>
+        </w:rPr>
+        <w:t>(</w:t>
+      </w:r>
+      <w:r>
+        <w:rPr>
+          <w:rFonts w:ascii="Consolas" w:eastAsia="Times New Roman" w:hAnsi="Consolas" w:cs="Times New Roman"/>
+          <w:color w:val="A5D6FF"/>
+          <w:sz w:val="21"/>
+          <w:szCs w:val="21"/>
+          <w:lang w:val="en-IN" w:eastAsia="en-IN"/>
+        </w:rPr>
+        <w:t>"</w:t>
+      </w:r>
+      <w:r>
+        <w:rPr>
+          <w:rFonts w:ascii="Consolas" w:eastAsia="Times New Roman" w:hAnsi="Consolas" w:cs="Times New Roman"/>
+          <w:color w:val="D7BA7D"/>
+          <w:sz w:val="21"/>
+          <w:szCs w:val="21"/>
+          <w:lang w:val="en-IN" w:eastAsia="en-IN"/>
+        </w:rPr>
+        <w:t>\n</w:t>
+      </w:r>
+      <w:r>
+        <w:rPr>
+          <w:rFonts w:ascii="Consolas" w:eastAsia="Times New Roman" w:hAnsi="Consolas" w:cs="Times New Roman"/>
+          <w:color w:val="A5D6FF"/>
+          <w:sz w:val="21"/>
+          <w:szCs w:val="21"/>
+          <w:lang w:val="en-IN" w:eastAsia="en-IN"/>
+        </w:rPr>
+        <w:t>Shallow Copy:"</w:t>
+      </w:r>
+      <w:r>
+        <w:rPr>
+          <w:rFonts w:ascii="Consolas" w:eastAsia="Times New Roman" w:hAnsi="Consolas" w:cs="Times New Roman"/>
+          <w:color w:val="BBBEBF"/>
+          <w:sz w:val="21"/>
+          <w:szCs w:val="21"/>
+          <w:lang w:val="en-IN" w:eastAsia="en-IN"/>
+        </w:rPr>
+        <w:t>)</w:t>
+      </w:r>
+    </w:p>
+    <w:p>
+      <w:pPr>
+        <w:shd w:val="clear" w:color="auto" w:fill="121314"/>
+        <w:spacing w:after="0" w:line="285" w:lineRule="atLeast"/>
+        <w:rPr>
+          <w:rFonts w:ascii="Consolas" w:eastAsia="Times New Roman" w:hAnsi="Consolas" w:cs="Times New Roman"/>
+          <w:color w:val="BBBEBF"/>
+          <w:sz w:val="21"/>
+          <w:szCs w:val="21"/>
+          <w:lang w:val="en-IN" w:eastAsia="en-IN"/>
+        </w:rPr>
+      </w:pPr>
+      <w:r>
+        <w:rPr>
+          <w:rFonts w:ascii="Consolas" w:eastAsia="Times New Roman" w:hAnsi="Consolas" w:cs="Times New Roman"/>
+          <w:color w:val="D2A8FF"/>
+          <w:sz w:val="21"/>
+          <w:szCs w:val="21"/>
+          <w:lang w:val="en-IN" w:eastAsia="en-IN"/>
+        </w:rPr>
+        <w:t>print</w:t>
+      </w:r>
+      <w:r>
+        <w:rPr>
+          <w:rFonts w:ascii="Consolas" w:eastAsia="Times New Roman" w:hAnsi="Consolas" w:cs="Times New Roman"/>
+          <w:color w:val="BBBEBF"/>
+          <w:sz w:val="21"/>
+          <w:szCs w:val="21"/>
+          <w:lang w:val="en-IN" w:eastAsia="en-IN"/>
+        </w:rPr>
+        <w:t>(</w:t>
+      </w:r>
+      <w:r>
+        <w:rPr>
+          <w:rFonts w:ascii="Consolas" w:eastAsia="Times New Roman" w:hAnsi="Consolas" w:cs="Times New Roman"/>
+          <w:color w:val="C9D1D9"/>
+          <w:sz w:val="21"/>
+          <w:szCs w:val="21"/>
+          <w:lang w:val="en-IN" w:eastAsia="en-IN"/>
+        </w:rPr>
+        <w:t>shallow_copy</w:t>
+      </w:r>
+      <w:r>
+        <w:rPr>
+          <w:rFonts w:ascii="Consolas" w:eastAsia="Times New Roman" w:hAnsi="Consolas" w:cs="Times New Roman"/>
+          <w:color w:val="BBBEBF"/>
+          <w:sz w:val="21"/>
+          <w:szCs w:val="21"/>
+          <w:lang w:val="en-IN" w:eastAsia="en-IN"/>
+        </w:rPr>
+        <w:t>)</w:t>
+      </w:r>
+    </w:p>
+    <w:p>
+      <w:pPr>
+        <w:shd w:val="clear" w:color="auto" w:fill="121314"/>
+        <w:spacing w:after="0" w:line="285" w:lineRule="atLeast"/>
+        <w:rPr>
+          <w:rFonts w:ascii="Consolas" w:eastAsia="Times New Roman" w:hAnsi="Consolas" w:cs="Times New Roman"/>
+          <w:color w:val="BBBEBF"/>
+          <w:sz w:val="21"/>
+          <w:szCs w:val="21"/>
+          <w:lang w:val="en-IN" w:eastAsia="en-IN"/>
+        </w:rPr>
+      </w:pPr>
+    </w:p>
+    <w:p>
+      <w:pPr>
+        <w:shd w:val="clear" w:color="auto" w:fill="121314"/>
+        <w:spacing w:after="0" w:line="285" w:lineRule="atLeast"/>
+        <w:rPr>
+          <w:rFonts w:ascii="Consolas" w:eastAsia="Times New Roman" w:hAnsi="Consolas" w:cs="Times New Roman"/>
+          <w:color w:val="BBBEBF"/>
+          <w:sz w:val="21"/>
+          <w:szCs w:val="21"/>
+          <w:lang w:val="en-IN" w:eastAsia="en-IN"/>
+        </w:rPr>
+      </w:pPr>
+      <w:r>
+        <w:rPr>
+          <w:rFonts w:ascii="Consolas" w:eastAsia="Times New Roman" w:hAnsi="Consolas" w:cs="Times New Roman"/>
+          <w:color w:val="D2A8FF"/>
+          <w:sz w:val="21"/>
+          <w:szCs w:val="21"/>
+          <w:lang w:val="en-IN" w:eastAsia="en-IN"/>
+        </w:rPr>
+        <w:t>print</w:t>
+      </w:r>
+      <w:r>
+        <w:rPr>
+          <w:rFonts w:ascii="Consolas" w:eastAsia="Times New Roman" w:hAnsi="Consolas" w:cs="Times New Roman"/>
+          <w:color w:val="BBBEBF"/>
+          <w:sz w:val="21"/>
+          <w:szCs w:val="21"/>
+          <w:lang w:val="en-IN" w:eastAsia="en-IN"/>
+        </w:rPr>
+        <w:t>(</w:t>
+      </w:r>
+      <w:r>
+        <w:rPr>
+          <w:rFonts w:ascii="Consolas" w:eastAsia="Times New Roman" w:hAnsi="Consolas" w:cs="Times New Roman"/>
+          <w:color w:val="A5D6FF"/>
+          <w:sz w:val="21"/>
+          <w:szCs w:val="21"/>
+          <w:lang w:val="en-IN" w:eastAsia="en-IN"/>
+        </w:rPr>
+        <w:t>"</w:t>
+      </w:r>
+      <w:r>
+        <w:rPr>
+          <w:rFonts w:ascii="Consolas" w:eastAsia="Times New Roman" w:hAnsi="Consolas" w:cs="Times New Roman"/>
+          <w:color w:val="D7BA7D"/>
+          <w:sz w:val="21"/>
+          <w:szCs w:val="21"/>
+          <w:lang w:val="en-IN" w:eastAsia="en-IN"/>
+        </w:rPr>
+        <w:t>\n</w:t>
+      </w:r>
+      <w:r>
+        <w:rPr>
+          <w:rFonts w:ascii="Consolas" w:eastAsia="Times New Roman" w:hAnsi="Consolas" w:cs="Times New Roman"/>
+          <w:color w:val="A5D6FF"/>
+          <w:sz w:val="21"/>
+          <w:szCs w:val="21"/>
+          <w:lang w:val="en-IN" w:eastAsia="en-IN"/>
+        </w:rPr>
+        <w:t>Deep Copy:"</w:t>
+      </w:r>
+      <w:r>
+        <w:rPr>
+          <w:rFonts w:ascii="Consolas" w:eastAsia="Times New Roman" w:hAnsi="Consolas" w:cs="Times New Roman"/>
+          <w:color w:val="BBBEBF"/>
+          <w:sz w:val="21"/>
+          <w:szCs w:val="21"/>
+          <w:lang w:val="en-IN" w:eastAsia="en-IN"/>
+        </w:rPr>
+        <w:t>)</w:t>
+      </w:r>
+    </w:p>
+    <w:p>
+      <w:pPr>
+        <w:shd w:val="clear" w:color="auto" w:fill="121314"/>
+        <w:spacing w:after="0" w:line="285" w:lineRule="atLeast"/>
+        <w:rPr>
+          <w:rFonts w:ascii="Consolas" w:eastAsia="Times New Roman" w:hAnsi="Consolas" w:cs="Times New Roman"/>
+          <w:color w:val="BBBEBF"/>
+          <w:sz w:val="21"/>
+          <w:szCs w:val="21"/>
+          <w:lang w:val="en-IN" w:eastAsia="en-IN"/>
+        </w:rPr>
+      </w:pPr>
+      <w:r>
+        <w:rPr>
+          <w:rFonts w:ascii="Consolas" w:eastAsia="Times New Roman" w:hAnsi="Consolas" w:cs="Times New Roman"/>
+          <w:color w:val="D2A8FF"/>
+          <w:sz w:val="21"/>
+          <w:szCs w:val="21"/>
+          <w:lang w:val="en-IN" w:eastAsia="en-IN"/>
+        </w:rPr>
+        <w:t>print</w:t>
+      </w:r>
+      <w:r>
+        <w:rPr>
+          <w:rFonts w:ascii="Consolas" w:eastAsia="Times New Roman" w:hAnsi="Consolas" w:cs="Times New Roman"/>
+          <w:color w:val="BBBEBF"/>
+          <w:sz w:val="21"/>
+          <w:szCs w:val="21"/>
+          <w:lang w:val="en-IN" w:eastAsia="en-IN"/>
+        </w:rPr>
+        <w:t>(</w:t>
+      </w:r>
+      <w:r>
+        <w:rPr>
+          <w:rFonts w:ascii="Consolas" w:eastAsia="Times New Roman" w:hAnsi="Consolas" w:cs="Times New Roman"/>
+          <w:color w:val="C9D1D9"/>
+          <w:sz w:val="21"/>
+          <w:szCs w:val="21"/>
+          <w:lang w:val="en-IN" w:eastAsia="en-IN"/>
+        </w:rPr>
+        <w:t>deep_copy</w:t>
+      </w:r>
+      <w:r>
+        <w:rPr>
+          <w:rFonts w:ascii="Consolas" w:eastAsia="Times New Roman" w:hAnsi="Consolas" w:cs="Times New Roman"/>
+          <w:color w:val="BBBEBF"/>
+          <w:sz w:val="21"/>
+          <w:szCs w:val="21"/>
+          <w:lang w:val="en-IN" w:eastAsia="en-IN"/>
+        </w:rPr>
+        <w:t>)</w:t>
+      </w:r>
+    </w:p>
+    <w:p>
+      <w:pPr>
+        <w:shd w:val="clear" w:color="auto" w:fill="121314"/>
+        <w:spacing w:after="0" w:line="285" w:lineRule="atLeast"/>
+        <w:rPr>
+          <w:rFonts w:ascii="Consolas" w:eastAsia="Times New Roman" w:hAnsi="Consolas" w:cs="Times New Roman"/>
+          <w:color w:val="BBBEBF"/>
+          <w:sz w:val="21"/>
+          <w:szCs w:val="21"/>
+          <w:lang w:val="en-IN" w:eastAsia="en-IN"/>
+        </w:rPr>
+      </w:pPr>
+    </w:p>
+    <w:p>
+      <w:pPr>
+        <w:shd w:val="clear" w:color="auto" w:fill="121314"/>
+        <w:spacing w:after="0" w:line="285" w:lineRule="atLeast"/>
+        <w:rPr>
+          <w:rFonts w:ascii="Consolas" w:eastAsia="Times New Roman" w:hAnsi="Consolas" w:cs="Times New Roman"/>
+          <w:color w:val="BBBEBF"/>
+          <w:sz w:val="21"/>
+          <w:szCs w:val="21"/>
+          <w:lang w:val="en-IN" w:eastAsia="en-IN"/>
+        </w:rPr>
+      </w:pPr>
+      <w:r>
+        <w:rPr>
+          <w:rFonts w:ascii="Consolas" w:eastAsia="Times New Roman" w:hAnsi="Consolas" w:cs="Times New Roman"/>
+          <w:color w:val="D2A8FF"/>
+          <w:sz w:val="21"/>
+          <w:szCs w:val="21"/>
+          <w:lang w:val="en-IN" w:eastAsia="en-IN"/>
+        </w:rPr>
+        <w:t>print</w:t>
+      </w:r>
+      <w:r>
+        <w:rPr>
+          <w:rFonts w:ascii="Consolas" w:eastAsia="Times New Roman" w:hAnsi="Consolas" w:cs="Times New Roman"/>
+          <w:color w:val="BBBEBF"/>
+          <w:sz w:val="21"/>
+          <w:szCs w:val="21"/>
+          <w:lang w:val="en-IN" w:eastAsia="en-IN"/>
+        </w:rPr>
+        <w:t>(</w:t>
+      </w:r>
+      <w:r>
+        <w:rPr>
+          <w:rFonts w:ascii="Consolas" w:eastAsia="Times New Roman" w:hAnsi="Consolas" w:cs="Times New Roman"/>
+          <w:color w:val="A5D6FF"/>
+          <w:sz w:val="21"/>
+          <w:szCs w:val="21"/>
+          <w:lang w:val="en-IN" w:eastAsia="en-IN"/>
+        </w:rPr>
+        <w:t>"</w:t>
+      </w:r>
+      <w:r>
+        <w:rPr>
+          <w:rFonts w:ascii="Consolas" w:eastAsia="Times New Roman" w:hAnsi="Consolas" w:cs="Times New Roman"/>
+          <w:color w:val="D7BA7D"/>
+          <w:sz w:val="21"/>
+          <w:szCs w:val="21"/>
+          <w:lang w:val="en-IN" w:eastAsia="en-IN"/>
+        </w:rPr>
+        <w:t>\n</w:t>
+      </w:r>
+      <w:r>
+        <w:rPr>
+          <w:rFonts w:ascii="Consolas" w:eastAsia="Times New Roman" w:hAnsi="Consolas" w:cs="Times New Roman"/>
+          <w:color w:val="A5D6FF"/>
+          <w:sz w:val="21"/>
+          <w:szCs w:val="21"/>
+          <w:lang w:val="en-IN" w:eastAsia="en-IN"/>
+        </w:rPr>
+        <w:t>Comparison (Original vs Shallow):"</w:t>
+      </w:r>
+      <w:r>
+        <w:rPr>
+          <w:rFonts w:ascii="Consolas" w:eastAsia="Times New Roman" w:hAnsi="Consolas" w:cs="Times New Roman"/>
+          <w:color w:val="BBBEBF"/>
+          <w:sz w:val="21"/>
+          <w:szCs w:val="21"/>
+          <w:lang w:val="en-IN" w:eastAsia="en-IN"/>
+        </w:rPr>
+        <w:t>)</w:t>
+      </w:r>
+    </w:p>
+    <w:p>
+      <w:pPr>
+        <w:shd w:val="clear" w:color="auto" w:fill="121314"/>
+        <w:spacing w:after="0" w:line="285" w:lineRule="atLeast"/>
+        <w:rPr>
+          <w:rFonts w:ascii="Consolas" w:eastAsia="Times New Roman" w:hAnsi="Consolas" w:cs="Times New Roman"/>
+          <w:color w:val="BBBEBF"/>
+          <w:sz w:val="21"/>
+          <w:szCs w:val="21"/>
+          <w:lang w:val="en-IN" w:eastAsia="en-IN"/>
+        </w:rPr>
+      </w:pPr>
+      <w:r>
+        <w:rPr>
+          <w:rFonts w:ascii="Consolas" w:eastAsia="Times New Roman" w:hAnsi="Consolas" w:cs="Times New Roman"/>
+          <w:color w:val="D2A8FF"/>
+          <w:sz w:val="21"/>
+          <w:szCs w:val="21"/>
+          <w:lang w:val="en-IN" w:eastAsia="en-IN"/>
+        </w:rPr>
+        <w:t>print</w:t>
+      </w:r>
+      <w:r>
+        <w:rPr>
+          <w:rFonts w:ascii="Consolas" w:eastAsia="Times New Roman" w:hAnsi="Consolas" w:cs="Times New Roman"/>
+          <w:color w:val="BBBEBF"/>
+          <w:sz w:val="21"/>
+          <w:szCs w:val="21"/>
+          <w:lang w:val="en-IN" w:eastAsia="en-IN"/>
+        </w:rPr>
+        <w:t>(</w:t>
+      </w:r>
+      <w:r>
+        <w:rPr>
+          <w:rFonts w:ascii="Consolas" w:eastAsia="Times New Roman" w:hAnsi="Consolas" w:cs="Times New Roman"/>
+          <w:color w:val="D2A8FF"/>
+          <w:sz w:val="21"/>
+          <w:szCs w:val="21"/>
+          <w:lang w:val="en-IN" w:eastAsia="en-IN"/>
+        </w:rPr>
+        <w:t>compare_data</w:t>
+      </w:r>
+      <w:r>
+        <w:rPr>
+          <w:rFonts w:ascii="Consolas" w:eastAsia="Times New Roman" w:hAnsi="Consolas" w:cs="Times New Roman"/>
+          <w:color w:val="BBBEBF"/>
+          <w:sz w:val="21"/>
+          <w:szCs w:val="21"/>
+          <w:lang w:val="en-IN" w:eastAsia="en-IN"/>
+        </w:rPr>
+        <w:t>(</w:t>
+      </w:r>
+      <w:r>
+        <w:rPr>
+          <w:rFonts w:ascii="Consolas" w:eastAsia="Times New Roman" w:hAnsi="Consolas" w:cs="Times New Roman"/>
+          <w:color w:val="C9D1D9"/>
+          <w:sz w:val="21"/>
+          <w:szCs w:val="21"/>
+          <w:lang w:val="en-IN" w:eastAsia="en-IN"/>
+        </w:rPr>
+        <w:t>inventory</w:t>
+      </w:r>
+      <w:r>
+        <w:rPr>
+          <w:rFonts w:ascii="Consolas" w:eastAsia="Times New Roman" w:hAnsi="Consolas" w:cs="Times New Roman"/>
+          <w:color w:val="BBBEBF"/>
+          <w:sz w:val="21"/>
+          <w:szCs w:val="21"/>
+          <w:lang w:val="en-IN" w:eastAsia="en-IN"/>
+        </w:rPr>
+        <w:t xml:space="preserve">, </w:t>
+      </w:r>
+      <w:r>
+        <w:rPr>
+          <w:rFonts w:ascii="Consolas" w:eastAsia="Times New Roman" w:hAnsi="Consolas" w:cs="Times New Roman"/>
+          <w:color w:val="C9D1D9"/>
+          <w:sz w:val="21"/>
+          <w:szCs w:val="21"/>
+          <w:lang w:val="en-IN" w:eastAsia="en-IN"/>
+        </w:rPr>
+        <w:t>shallow_copy</w:t>
+      </w:r>
+      <w:r>
+        <w:rPr>
+          <w:rFonts w:ascii="Consolas" w:eastAsia="Times New Roman" w:hAnsi="Consolas" w:cs="Times New Roman"/>
+          <w:color w:val="BBBEBF"/>
+          <w:sz w:val="21"/>
+          <w:szCs w:val="21"/>
+          <w:lang w:val="en-IN" w:eastAsia="en-IN"/>
+        </w:rPr>
+        <w:t>))</w:t>
+      </w:r>
+    </w:p>
+    <w:p>
+      <w:pPr>
+        <w:shd w:val="clear" w:color="auto" w:fill="121314"/>
+        <w:spacing w:after="0" w:line="285" w:lineRule="atLeast"/>
+        <w:rPr>
+          <w:rFonts w:ascii="Consolas" w:eastAsia="Times New Roman" w:hAnsi="Consolas" w:cs="Times New Roman"/>
+          <w:color w:val="BBBEBF"/>
+          <w:sz w:val="21"/>
+          <w:szCs w:val="21"/>
+          <w:lang w:val="en-IN" w:eastAsia="en-IN"/>
+        </w:rPr>
+      </w:pPr>
+    </w:p>
+    <w:p>
+      <w:pPr>
+        <w:shd w:val="clear" w:color="auto" w:fill="121314"/>
+        <w:spacing w:after="0" w:line="285" w:lineRule="atLeast"/>
+        <w:rPr>
+          <w:rFonts w:ascii="Consolas" w:eastAsia="Times New Roman" w:hAnsi="Consolas" w:cs="Times New Roman"/>
+          <w:color w:val="BBBEBF"/>
+          <w:sz w:val="21"/>
+          <w:szCs w:val="21"/>
+          <w:lang w:val="en-IN" w:eastAsia="en-IN"/>
+        </w:rPr>
+      </w:pPr>
+      <w:r>
+        <w:rPr>
+          <w:rFonts w:ascii="Consolas" w:eastAsia="Times New Roman" w:hAnsi="Consolas" w:cs="Times New Roman"/>
+          <w:color w:val="D2A8FF"/>
+          <w:sz w:val="21"/>
+          <w:szCs w:val="21"/>
+          <w:lang w:val="en-IN" w:eastAsia="en-IN"/>
+        </w:rPr>
+        <w:t>print</w:t>
+      </w:r>
+      <w:r>
+        <w:rPr>
+          <w:rFonts w:ascii="Consolas" w:eastAsia="Times New Roman" w:hAnsi="Consolas" w:cs="Times New Roman"/>
+          <w:color w:val="BBBEBF"/>
+          <w:sz w:val="21"/>
+          <w:szCs w:val="21"/>
+          <w:lang w:val="en-IN" w:eastAsia="en-IN"/>
+        </w:rPr>
+        <w:t>(</w:t>
+      </w:r>
+      <w:r>
+        <w:rPr>
+          <w:rFonts w:ascii="Consolas" w:eastAsia="Times New Roman" w:hAnsi="Consolas" w:cs="Times New Roman"/>
+          <w:color w:val="A5D6FF"/>
+          <w:sz w:val="21"/>
+          <w:szCs w:val="21"/>
+          <w:lang w:val="en-IN" w:eastAsia="en-IN"/>
+        </w:rPr>
+        <w:t>"</w:t>
+      </w:r>
+      <w:r>
+        <w:rPr>
+          <w:rFonts w:ascii="Consolas" w:eastAsia="Times New Roman" w:hAnsi="Consolas" w:cs="Times New Roman"/>
+          <w:color w:val="D7BA7D"/>
+          <w:sz w:val="21"/>
+          <w:szCs w:val="21"/>
+          <w:lang w:val="en-IN" w:eastAsia="en-IN"/>
+        </w:rPr>
+        <w:t>\n</w:t>
+      </w:r>
+      <w:r>
+        <w:rPr>
+          <w:rFonts w:ascii="Consolas" w:eastAsia="Times New Roman" w:hAnsi="Consolas" w:cs="Times New Roman"/>
+          <w:color w:val="A5D6FF"/>
+          <w:sz w:val="21"/>
+          <w:szCs w:val="21"/>
+          <w:lang w:val="en-IN" w:eastAsia="en-IN"/>
+        </w:rPr>
+        <w:t>Comparison (Original vs Deep):"</w:t>
+      </w:r>
+      <w:r>
+        <w:rPr>
+          <w:rFonts w:ascii="Consolas" w:eastAsia="Times New Roman" w:hAnsi="Consolas" w:cs="Times New Roman"/>
+          <w:color w:val="BBBEBF"/>
+          <w:sz w:val="21"/>
+          <w:szCs w:val="21"/>
+          <w:lang w:val="en-IN" w:eastAsia="en-IN"/>
+        </w:rPr>
+        <w:t>)</w:t>
+      </w:r>
+    </w:p>
+    <w:p>
+      <w:pPr>
+        <w:shd w:val="clear" w:color="auto" w:fill="121314"/>
+        <w:spacing w:after="0" w:line="285" w:lineRule="atLeast"/>
+        <w:rPr>
+          <w:rFonts w:ascii="Consolas" w:eastAsia="Times New Roman" w:hAnsi="Consolas" w:cs="Times New Roman"/>
+          <w:color w:val="BBBEBF"/>
+          <w:sz w:val="21"/>
+          <w:szCs w:val="21"/>
+          <w:lang w:val="en-IN" w:eastAsia="en-IN"/>
+        </w:rPr>
+      </w:pPr>
+      <w:r>
+        <w:rPr>
+          <w:rFonts w:ascii="Consolas" w:eastAsia="Times New Roman" w:hAnsi="Consolas" w:cs="Times New Roman"/>
+          <w:color w:val="D2A8FF"/>
+          <w:sz w:val="21"/>
+          <w:szCs w:val="21"/>
+          <w:lang w:val="en-IN" w:eastAsia="en-IN"/>
+        </w:rPr>
+        <w:t>print</w:t>
+      </w:r>
+      <w:r>
+        <w:rPr>
+          <w:rFonts w:ascii="Consolas" w:eastAsia="Times New Roman" w:hAnsi="Consolas" w:cs="Times New Roman"/>
+          <w:color w:val="BBBEBF"/>
+          <w:sz w:val="21"/>
+          <w:szCs w:val="21"/>
+          <w:lang w:val="en-IN" w:eastAsia="en-IN"/>
+        </w:rPr>
+        <w:t>(</w:t>
+      </w:r>
+      <w:r>
+        <w:rPr>
+          <w:rFonts w:ascii="Consolas" w:eastAsia="Times New Roman" w:hAnsi="Consolas" w:cs="Times New Roman"/>
+          <w:color w:val="D2A8FF"/>
+          <w:sz w:val="21"/>
+          <w:szCs w:val="21"/>
+          <w:lang w:val="en-IN" w:eastAsia="en-IN"/>
+        </w:rPr>
+        <w:t>compare_data</w:t>
+      </w:r>
+      <w:r>
+        <w:rPr>
+          <w:rFonts w:ascii="Consolas" w:eastAsia="Times New Roman" w:hAnsi="Consolas" w:cs="Times New Roman"/>
+          <w:color w:val="BBBEBF"/>
+          <w:sz w:val="21"/>
+          <w:szCs w:val="21"/>
+          <w:lang w:val="en-IN" w:eastAsia="en-IN"/>
+        </w:rPr>
+        <w:t>(</w:t>
+      </w:r>
+      <w:r>
+        <w:rPr>
+          <w:rFonts w:ascii="Consolas" w:eastAsia="Times New Roman" w:hAnsi="Consolas" w:cs="Times New Roman"/>
+          <w:color w:val="C9D1D9"/>
+          <w:sz w:val="21"/>
+          <w:szCs w:val="21"/>
+          <w:lang w:val="en-IN" w:eastAsia="en-IN"/>
+        </w:rPr>
+        <w:t>inventory</w:t>
+      </w:r>
+      <w:r>
+        <w:rPr>
+          <w:rFonts w:ascii="Consolas" w:eastAsia="Times New Roman" w:hAnsi="Consolas" w:cs="Times New Roman"/>
+          <w:color w:val="BBBEBF"/>
+          <w:sz w:val="21"/>
+          <w:szCs w:val="21"/>
+          <w:lang w:val="en-IN" w:eastAsia="en-IN"/>
+        </w:rPr>
+        <w:t xml:space="preserve">, </w:t>
+      </w:r>
+      <w:r>
+        <w:rPr>
+          <w:rFonts w:ascii="Consolas" w:eastAsia="Times New Roman" w:hAnsi="Consolas" w:cs="Times New Roman"/>
+          <w:color w:val="C9D1D9"/>
+          <w:sz w:val="21"/>
+          <w:szCs w:val="21"/>
+          <w:lang w:val="en-IN" w:eastAsia="en-IN"/>
+        </w:rPr>
+        <w:t>deep_copy</w:t>
+      </w:r>
+      <w:r>
+        <w:rPr>
+          <w:rFonts w:ascii="Consolas" w:eastAsia="Times New Roman" w:hAnsi="Consolas" w:cs="Times New Roman"/>
+          <w:color w:val="BBBEBF"/>
+          <w:sz w:val="21"/>
+          <w:szCs w:val="21"/>
+          <w:lang w:val="en-IN" w:eastAsia="en-IN"/>
+        </w:rPr>
+        <w:t>))</w:t>
+      </w:r>
+    </w:p>
+    <w:p>
+      <w:pPr>
         <w:pStyle w:val="HTMLPreformatted"/>
         <w:rPr>
           <w:rStyle w:val="hljs-comment"/>
           <w:rFonts w:eastAsiaTheme="majorEastAsia"/>
         </w:rPr>
       </w:pPr>
-      <w:r>
-        <w:rPr>
-          <w:rStyle w:val="hljs-comment"/>
-          <w:rFonts w:eastAsiaTheme="majorEastAsia"/>
-          <w:highlight w:val="yellow"/>
-        </w:rPr>
-        <w:t># Your code here</w:t>
-      </w:r>
     </w:p>
     <w:p>
       <w:pPr>
@@ -1106,43 +4690,43 @@
       <w:pPr>
         <w:pStyle w:val="HTMLPreformatted"/>
         <w:rPr>
+          <w:rFonts w:eastAsiaTheme="majorEastAsia"/>
+          <w:highlight w:val="yellow"/>
+        </w:rPr>
+      </w:pPr>
+      <w:r>
+        <w:rPr>
+          <w:rFonts w:eastAsiaTheme="majorEastAsia"/>
+          <w:highlight w:val="yellow"/>
+        </w:rPr>
+        <w:t>I learned the critical distinction between shallow and deep copying in Python. Shallow copies only clone the top-level object, leaving nested structures (like dictionaries within a list) as shared references. This can lead to unintended side effects where modifying a copy changes the original data. Deep copies, however, create entirely independent clones of all nested objects, which is essential for maintaining data integrity when performing experimental modifications.</w:t>
+      </w:r>
+    </w:p>
+    <w:p>
+      <w:pPr>
+        <w:pStyle w:val="HTMLPreformatted"/>
+        <w:rPr>
           <w:rStyle w:val="HTMLCode"/>
           <w:rFonts w:eastAsiaTheme="majorEastAsia"/>
         </w:rPr>
       </w:pPr>
-      <w:r>
-        <w:rPr>
-          <w:rStyle w:val="hljs-builtin"/>
-          <w:rFonts w:eastAsiaTheme="majorEastAsia"/>
-          <w:highlight w:val="yellow"/>
-        </w:rPr>
-        <w:t>Write</w:t>
-      </w:r>
-      <w:r>
+    </w:p>
+    <w:p>
+      <w:pPr>
+        <w:pStyle w:val="HTMLPreformatted"/>
         <w:rPr>
           <w:rStyle w:val="HTMLCode"/>
           <w:rFonts w:eastAsiaTheme="majorEastAsia"/>
-          <w:highlight w:val="yellow"/>
-        </w:rPr>
-        <w:t xml:space="preserve"> here…</w:t>
-      </w:r>
+        </w:rPr>
+      </w:pPr>
     </w:p>
     <w:p>
       <w:pPr>
         <w:pStyle w:val="HTMLPreformatted"/>
-        <w:rPr>
-          <w:rStyle w:val="HTMLCode"/>
-          <w:rFonts w:eastAsiaTheme="majorEastAsia"/>
-        </w:rPr>
       </w:pPr>
     </w:p>
     <w:p>
       <w:pPr>
-        <w:pStyle w:val="HTMLPreformatted"/>
-      </w:pPr>
-    </w:p>
-    <w:p>
-      <w:pPr>
         <w:pStyle w:val="Heading2"/>
         <w:rPr>
           <w:rFonts w:ascii="Times New Roman" w:hAnsi="Times New Roman" w:cs="Times New Roman"/>
@@ -1154,6 +4738,7 @@
           <w:rFonts w:ascii="Times New Roman" w:hAnsi="Times New Roman" w:cs="Times New Roman"/>
           <w:color w:val="auto"/>
         </w:rPr>
+        <w:lastRenderedPageBreak/>
         <w:t>Student Declaration</w:t>
       </w:r>
     </w:p>
@@ -1231,7 +4816,13 @@
         <w:t>Signed:</w:t>
       </w:r>
       <w:r>
-        <w:t xml:space="preserve"> ____________________</w:t>
+        <w:t xml:space="preserve"> __</w:t>
+      </w:r>
+      <w:r>
+        <w:t>Divya Saxena</w:t>
+      </w:r>
+      <w:r>
+        <w:t>__</w:t>
       </w:r>
       <w:r>
         <w:br/>
@@ -1243,7 +4834,13 @@
         <w:t>Date:</w:t>
       </w:r>
       <w:r>
-        <w:t xml:space="preserve"> ______________________</w:t>
+        <w:t xml:space="preserve"> __</w:t>
+      </w:r>
+      <w:r>
+        <w:t>26/04/2026</w:t>
+      </w:r>
+      <w:r>
+        <w:t>__</w:t>
       </w:r>
     </w:p>
     <w:p>
@@ -1612,6 +5209,155 @@
     </w:lvl>
   </w:abstractNum>
   <w:abstractNum w:abstractNumId="9" w15:restartNumberingAfterBreak="0">
+    <w:nsid w:val="3D720889"/>
+    <w:multiLevelType w:val="multilevel"/>
+    <w:tmpl w:val="3618BA9E"/>
+    <w:lvl w:ilvl="0">
+      <w:start w:val="1"/>
+      <w:numFmt w:val="bullet"/>
+      <w:lvlText w:val=""/>
+      <w:lvlJc w:val="left"/>
+      <w:pPr>
+        <w:tabs>
+          <w:tab w:val="num" w:pos="720"/>
+        </w:tabs>
+        <w:ind w:left="720" w:hanging="360"/>
+      </w:pPr>
+      <w:rPr>
+        <w:rFonts w:ascii="Symbol" w:hAnsi="Symbol" w:hint="default"/>
+        <w:sz w:val="20"/>
+      </w:rPr>
+    </w:lvl>
+    <w:lvl w:ilvl="1" w:tentative="1">
+      <w:start w:val="1"/>
+      <w:numFmt w:val="bullet"/>
+      <w:lvlText w:val=""/>
+      <w:lvlJc w:val="left"/>
+      <w:pPr>
+        <w:tabs>
+          <w:tab w:val="num" w:pos="1440"/>
+        </w:tabs>
+        <w:ind w:left="1440" w:hanging="360"/>
+      </w:pPr>
+      <w:rPr>
+        <w:rFonts w:ascii="Symbol" w:hAnsi="Symbol" w:hint="default"/>
+        <w:sz w:val="20"/>
+      </w:rPr>
+    </w:lvl>
+    <w:lvl w:ilvl="2" w:tentative="1">
+      <w:start w:val="1"/>
+      <w:numFmt w:val="bullet"/>
+      <w:lvlText w:val=""/>
+      <w:lvlJc w:val="left"/>
+      <w:pPr>
+        <w:tabs>
+          <w:tab w:val="num" w:pos="2160"/>
+        </w:tabs>
+        <w:ind w:left="2160" w:hanging="360"/>
+      </w:pPr>
+      <w:rPr>
+        <w:rFonts w:ascii="Symbol" w:hAnsi="Symbol" w:hint="default"/>
+        <w:sz w:val="20"/>
+      </w:rPr>
+    </w:lvl>
+    <w:lvl w:ilvl="3" w:tentative="1">
+      <w:start w:val="1"/>
+      <w:numFmt w:val="bullet"/>
+      <w:lvlText w:val=""/>
+      <w:lvlJc w:val="left"/>
+      <w:pPr>
+        <w:tabs>
+          <w:tab w:val="num" w:pos="2880"/>
+        </w:tabs>
+        <w:ind w:left="2880" w:hanging="360"/>
+      </w:pPr>
+      <w:rPr>
+        <w:rFonts w:ascii="Symbol" w:hAnsi="Symbol" w:hint="default"/>
+        <w:sz w:val="20"/>
+      </w:rPr>
+    </w:lvl>
+    <w:lvl w:ilvl="4" w:tentative="1">
+      <w:start w:val="1"/>
+      <w:numFmt w:val="bullet"/>
+      <w:lvlText w:val=""/>
+      <w:lvlJc w:val="left"/>
+      <w:pPr>
+        <w:tabs>
+          <w:tab w:val="num" w:pos="3600"/>
+        </w:tabs>
+        <w:ind w:left="3600" w:hanging="360"/>
+      </w:pPr>
+      <w:rPr>
+        <w:rFonts w:ascii="Symbol" w:hAnsi="Symbol" w:hint="default"/>
+        <w:sz w:val="20"/>
+      </w:rPr>
+    </w:lvl>
+    <w:lvl w:ilvl="5" w:tentative="1">
+      <w:start w:val="1"/>
+      <w:numFmt w:val="bullet"/>
+      <w:lvlText w:val=""/>
+      <w:lvlJc w:val="left"/>
+      <w:pPr>
+        <w:tabs>
+          <w:tab w:val="num" w:pos="4320"/>
+        </w:tabs>
+        <w:ind w:left="4320" w:hanging="360"/>
+      </w:pPr>
+      <w:rPr>
+        <w:rFonts w:ascii="Symbol" w:hAnsi="Symbol" w:hint="default"/>
+        <w:sz w:val="20"/>
+      </w:rPr>
+    </w:lvl>
+    <w:lvl w:ilvl="6" w:tentative="1">
+      <w:start w:val="1"/>
+      <w:numFmt w:val="bullet"/>
+      <w:lvlText w:val=""/>
+      <w:lvlJc w:val="left"/>
+      <w:pPr>
+        <w:tabs>
+          <w:tab w:val="num" w:pos="5040"/>
+        </w:tabs>
+        <w:ind w:left="5040" w:hanging="360"/>
+      </w:pPr>
+      <w:rPr>
+        <w:rFonts w:ascii="Symbol" w:hAnsi="Symbol" w:hint="default"/>
+        <w:sz w:val="20"/>
+      </w:rPr>
+    </w:lvl>
+    <w:lvl w:ilvl="7" w:tentative="1">
+      <w:start w:val="1"/>
+      <w:numFmt w:val="bullet"/>
+      <w:lvlText w:val=""/>
+      <w:lvlJc w:val="left"/>
+      <w:pPr>
+        <w:tabs>
+          <w:tab w:val="num" w:pos="5760"/>
+        </w:tabs>
+        <w:ind w:left="5760" w:hanging="360"/>
+      </w:pPr>
+      <w:rPr>
+        <w:rFonts w:ascii="Symbol" w:hAnsi="Symbol" w:hint="default"/>
+        <w:sz w:val="20"/>
+      </w:rPr>
+    </w:lvl>
+    <w:lvl w:ilvl="8" w:tentative="1">
+      <w:start w:val="1"/>
+      <w:numFmt w:val="bullet"/>
+      <w:lvlText w:val=""/>
+      <w:lvlJc w:val="left"/>
+      <w:pPr>
+        <w:tabs>
+          <w:tab w:val="num" w:pos="6480"/>
+        </w:tabs>
+        <w:ind w:left="6480" w:hanging="360"/>
+      </w:pPr>
+      <w:rPr>
+        <w:rFonts w:ascii="Symbol" w:hAnsi="Symbol" w:hint="default"/>
+        <w:sz w:val="20"/>
+      </w:rPr>
+    </w:lvl>
+  </w:abstractNum>
+  <w:abstractNum w:abstractNumId="10" w15:restartNumberingAfterBreak="0">
     <w:nsid w:val="44DE4805"/>
     <w:multiLevelType w:val="hybridMultilevel"/>
     <w:tmpl w:val="6F22DBCC"/>
@@ -1697,7 +5443,7 @@
       </w:pPr>
     </w:lvl>
   </w:abstractNum>
-  <w:abstractNum w:abstractNumId="10" w15:restartNumberingAfterBreak="0">
+  <w:abstractNum w:abstractNumId="11" w15:restartNumberingAfterBreak="0">
     <w:nsid w:val="4F94271D"/>
     <w:multiLevelType w:val="multilevel"/>
     <w:tmpl w:val="7632BA62"/>
@@ -1846,7 +5592,7 @@
       </w:rPr>
     </w:lvl>
   </w:abstractNum>
-  <w:abstractNum w:abstractNumId="11" w15:restartNumberingAfterBreak="0">
+  <w:abstractNum w:abstractNumId="12" w15:restartNumberingAfterBreak="0">
     <w:nsid w:val="75D11D5B"/>
     <w:multiLevelType w:val="hybridMultilevel"/>
     <w:tmpl w:val="B6184C44"/>
@@ -1987,13 +5733,16 @@
     <w:abstractNumId w:val="0"/>
   </w:num>
   <w:num w:numId="10" w16cid:durableId="1400130563">
-    <w:abstractNumId w:val="9"/>
+    <w:abstractNumId w:val="10"/>
   </w:num>
   <w:num w:numId="11" w16cid:durableId="1596548601">
-    <w:abstractNumId w:val="10"/>
+    <w:abstractNumId w:val="11"/>
   </w:num>
   <w:num w:numId="12" w16cid:durableId="1979603496">
-    <w:abstractNumId w:val="11"/>
+    <w:abstractNumId w:val="12"/>
+  </w:num>
+  <w:num w:numId="13" w16cid:durableId="2001230791">
+    <w:abstractNumId w:val="9"/>
   </w:num>
 </w:numbering>
 </file>
@@ -2601,7 +6350,6 @@
   <w:style w:type="character" w:default="1" w:styleId="DefaultParagraphFont">
     <w:name w:val="Default Paragraph Font"/>
     <w:uiPriority w:val="1"/>
-    <w:semiHidden/>
     <w:unhideWhenUsed/>
   </w:style>
   <w:style w:type="table" w:default="1" w:styleId="TableNormal">
@@ -13466,6 +17214,29 @@
     <w:basedOn w:val="DefaultParagraphFont"/>
     <w:rsid w:val="004A5B22"/>
   </w:style>
+  <w:style w:type="character" w:styleId="Hyperlink">
+    <w:name w:val="Hyperlink"/>
+    <w:basedOn w:val="DefaultParagraphFont"/>
+    <w:uiPriority w:val="99"/>
+    <w:unhideWhenUsed/>
+    <w:rsid w:val="0020533C"/>
+    <w:rPr>
+      <w:color w:val="0000FF" w:themeColor="hyperlink"/>
+      <w:u w:val="single"/>
+    </w:rPr>
+  </w:style>
+  <w:style w:type="character" w:styleId="UnresolvedMention">
+    <w:name w:val="Unresolved Mention"/>
+    <w:basedOn w:val="DefaultParagraphFont"/>
+    <w:uiPriority w:val="99"/>
+    <w:semiHidden/>
+    <w:unhideWhenUsed/>
+    <w:rsid w:val="0020533C"/>
+    <w:rPr>
+      <w:color w:val="605E5C"/>
+      <w:shd w:val="clear" w:color="auto" w:fill="E1DFDD"/>
+    </w:rPr>
+  </w:style>
 </w:styles>
 </file>
 
